--- a/files/leadership-community-service.docx
+++ b/files/leadership-community-service.docx
@@ -546,15 +546,7 @@
           <w:sz w:val="24"/>
           <w:szCs w:val="24"/>
         </w:rPr>
-        <w:t xml:space="preserve"> </w:t>
-      </w:r>
-      <w:r>
-        <w:rPr>
-          <w:rFonts w:ascii="Times New Roman" w:eastAsia="Times New Roman" w:hAnsi="Times New Roman" w:cs="Times New Roman"/>
-          <w:sz w:val="24"/>
-          <w:szCs w:val="24"/>
-        </w:rPr>
-        <w:t>July 2026</w:t>
+        <w:t xml:space="preserve"> July 2026</w:t>
       </w:r>
     </w:p>
     <w:p>
@@ -609,24 +601,7 @@
           <w:sz w:val="24"/>
           <w:szCs w:val="24"/>
         </w:rPr>
-        <w:t>Board of Directors, Finance Committee Member</w:t>
-      </w:r>
-      <w:r>
-        <w:rPr>
-          <w:rFonts w:ascii="Times New Roman" w:eastAsia="Times New Roman" w:hAnsi="Times New Roman" w:cs="Times New Roman"/>
-          <w:sz w:val="24"/>
-          <w:szCs w:val="24"/>
-        </w:rPr>
-        <w:t xml:space="preserve">  </w:t>
-      </w:r>
-      <w:r>
-        <w:rPr>
-          <w:rFonts w:ascii="Times New Roman" w:eastAsia="Times New Roman" w:hAnsi="Times New Roman" w:cs="Times New Roman"/>
-          <w:sz w:val="24"/>
-          <w:szCs w:val="24"/>
-          <w:shd w:val="clear" w:color="auto" w:fill="C6C6C6"/>
-        </w:rPr>
-        <w:t xml:space="preserve"> </w:t>
+        <w:t>Finance Committee Vice Chair, Board of Directors</w:t>
       </w:r>
     </w:p>
     <w:p>
@@ -690,17 +665,21 @@
           <w:szCs w:val="24"/>
         </w:rPr>
         <w:lastRenderedPageBreak/>
-        <w:t xml:space="preserve">Invited to serve on the Finance Committee of the Board of Directors. Responsibilities include budget review, financial oversight, and participation in board-level governance for a national cleantech and sustainability nonprofit.  </w:t>
-      </w:r>
-      <w:r>
+        <w:t>Invited to serve on the Finance Committee of the Board of Directors and promoted from committee member to Vice Chair. Responsibilities include budget review, financial oversight, and participation in board-level governance for a national cleantech and sustainability nonprofit.</w:t>
+      </w:r>
+    </w:p>
+    <w:p>
+      <w:pPr>
+        <w:shd w:val="clear" w:color="auto" w:fill="FFFFFF"/>
+        <w:ind w:right="-720"/>
+        <w:jc w:val="both"/>
         <w:rPr>
           <w:rFonts w:ascii="Times New Roman" w:eastAsia="Times New Roman" w:hAnsi="Times New Roman" w:cs="Times New Roman"/>
           <w:sz w:val="24"/>
           <w:szCs w:val="24"/>
           <w:shd w:val="clear" w:color="auto" w:fill="C6C6C6"/>
         </w:rPr>
-        <w:t xml:space="preserve"> </w:t>
-      </w:r>
+      </w:pPr>
     </w:p>
     <w:p>
       <w:pPr>
@@ -1339,6 +1318,7 @@
           <w:sz w:val="24"/>
           <w:szCs w:val="24"/>
         </w:rPr>
+        <w:lastRenderedPageBreak/>
         <w:t>Mentor</w:t>
       </w:r>
     </w:p>
@@ -1361,7 +1341,6 @@
           <w:sz w:val="24"/>
           <w:szCs w:val="24"/>
         </w:rPr>
-        <w:lastRenderedPageBreak/>
         <w:t>ACS Division of Biochemical Technology (BIOT) Mentorship Program</w:t>
       </w:r>
       <w:r>
@@ -2048,6 +2027,7 @@
           <w:sz w:val="24"/>
           <w:szCs w:val="24"/>
         </w:rPr>
+        <w:lastRenderedPageBreak/>
         <w:t xml:space="preserve">Reviewed and evaluated scholarship applications from STEM students, providing impartial assessments to support the selection of scholarship recipients and promote excellence in STEM education. </w:t>
       </w:r>
       <w:r>
@@ -2082,7 +2062,6 @@
           <w:sz w:val="24"/>
           <w:szCs w:val="24"/>
         </w:rPr>
-        <w:lastRenderedPageBreak/>
         <w:t>Abstract Reviewer, 2026 Undergraduate Poster Competition</w:t>
       </w:r>
       <w:r>
@@ -3199,6 +3178,7 @@
           <w:sz w:val="24"/>
           <w:szCs w:val="24"/>
         </w:rPr>
+        <w:lastRenderedPageBreak/>
         <w:t>Reviewer</w:t>
       </w:r>
       <w:r>
@@ -3325,7 +3305,6 @@
           <w:sz w:val="24"/>
           <w:szCs w:val="24"/>
         </w:rPr>
-        <w:lastRenderedPageBreak/>
         <w:t xml:space="preserve">Reviewer | </w:t>
       </w:r>
       <w:r>
@@ -7984,7 +7963,6 @@
   <w:style w:type="character" w:default="1" w:styleId="DefaultParagraphFont">
     <w:name w:val="Default Paragraph Font"/>
     <w:uiPriority w:val="1"/>
-    <w:semiHidden/>
     <w:unhideWhenUsed/>
   </w:style>
   <w:style w:type="table" w:default="1" w:styleId="TableNormal">

--- a/files/leadership-community-service.docx
+++ b/files/leadership-community-service.docx
@@ -2626,7 +2626,23 @@
           <w:sz w:val="24"/>
           <w:szCs w:val="24"/>
         </w:rPr>
-        <w:t xml:space="preserve">Web of Science–Verified and Recognized Peer Review Service (&gt;100 Manuscripts)  </w:t>
+        <w:t>Web of Science–Verified and Recognized Peer Review Service (&gt;1</w:t>
+      </w:r>
+      <w:r>
+        <w:rPr>
+          <w:rFonts w:ascii="Times New Roman" w:eastAsia="Times New Roman" w:hAnsi="Times New Roman" w:cs="Times New Roman"/>
+          <w:sz w:val="24"/>
+          <w:szCs w:val="24"/>
+        </w:rPr>
+        <w:t>9</w:t>
+      </w:r>
+      <w:r>
+        <w:rPr>
+          <w:rFonts w:ascii="Times New Roman" w:eastAsia="Times New Roman" w:hAnsi="Times New Roman" w:cs="Times New Roman"/>
+          <w:sz w:val="24"/>
+          <w:szCs w:val="24"/>
+        </w:rPr>
+        <w:t xml:space="preserve">0 Manuscripts)  </w:t>
       </w:r>
       <w:r>
         <w:rPr>
@@ -7963,6 +7979,7 @@
   <w:style w:type="character" w:default="1" w:styleId="DefaultParagraphFont">
     <w:name w:val="Default Paragraph Font"/>
     <w:uiPriority w:val="1"/>
+    <w:semiHidden/>
     <w:unhideWhenUsed/>
   </w:style>
   <w:style w:type="table" w:default="1" w:styleId="TableNormal">

--- a/files/leadership-community-service.docx
+++ b/files/leadership-community-service.docx
@@ -86,7 +86,7 @@
     <w:p>
       <w:pPr>
         <w:shd w:val="clear" w:color="auto" w:fill="FFFFFF"/>
-        <w:ind w:left="1440" w:right="-720" w:firstLine="720"/>
+        <w:ind w:right="-720"/>
         <w:jc w:val="both"/>
         <w:rPr>
           <w:rFonts w:ascii="Times New Roman" w:eastAsia="Times New Roman" w:hAnsi="Times New Roman" w:cs="Times New Roman"/>
@@ -95,15 +95,6 @@
           <w:shd w:val="clear" w:color="auto" w:fill="C6C6C6"/>
         </w:rPr>
       </w:pPr>
-      <w:r>
-        <w:rPr>
-          <w:rFonts w:ascii="Times New Roman" w:eastAsia="Times New Roman" w:hAnsi="Times New Roman" w:cs="Times New Roman"/>
-          <w:sz w:val="24"/>
-          <w:szCs w:val="24"/>
-          <w:shd w:val="clear" w:color="auto" w:fill="C6C6C6"/>
-        </w:rPr>
-        <w:t xml:space="preserve"> </w:t>
-      </w:r>
     </w:p>
     <w:p>
       <w:pPr>
@@ -115,6 +106,125 @@
         <w:ind w:left="360"/>
         <w:rPr>
           <w:rFonts w:ascii="Times New Roman" w:eastAsia="Times New Roman" w:hAnsi="Times New Roman" w:cs="Times New Roman"/>
+          <w:b/>
+          <w:bCs/>
+          <w:sz w:val="24"/>
+          <w:szCs w:val="24"/>
+        </w:rPr>
+      </w:pPr>
+      <w:r>
+        <w:rPr>
+          <w:rFonts w:ascii="Times New Roman" w:eastAsia="Times New Roman" w:hAnsi="Times New Roman" w:cs="Times New Roman"/>
+          <w:b/>
+          <w:bCs/>
+          <w:sz w:val="24"/>
+          <w:szCs w:val="24"/>
+        </w:rPr>
+        <w:t>Trainee Council Member (Elected)</w:t>
+      </w:r>
+    </w:p>
+    <w:p>
+      <w:pPr>
+        <w:shd w:val="clear" w:color="auto" w:fill="FFFFFF"/>
+        <w:rPr>
+          <w:rFonts w:ascii="Times New Roman" w:eastAsia="Times New Roman" w:hAnsi="Times New Roman" w:cs="Times New Roman"/>
+          <w:sz w:val="24"/>
+          <w:szCs w:val="24"/>
+        </w:rPr>
+      </w:pPr>
+      <w:r>
+        <w:rPr>
+          <w:rFonts w:ascii="Times New Roman" w:eastAsia="Times New Roman" w:hAnsi="Times New Roman" w:cs="Times New Roman"/>
+          <w:b/>
+          <w:bCs/>
+          <w:i/>
+          <w:iCs/>
+          <w:sz w:val="24"/>
+          <w:szCs w:val="24"/>
+        </w:rPr>
+        <w:t>Society for Redox Biology and Medicine (</w:t>
+      </w:r>
+      <w:proofErr w:type="spellStart"/>
+      <w:r>
+        <w:rPr>
+          <w:rFonts w:ascii="Times New Roman" w:eastAsia="Times New Roman" w:hAnsi="Times New Roman" w:cs="Times New Roman"/>
+          <w:b/>
+          <w:bCs/>
+          <w:i/>
+          <w:iCs/>
+          <w:sz w:val="24"/>
+          <w:szCs w:val="24"/>
+        </w:rPr>
+        <w:t>SfRBM</w:t>
+      </w:r>
+      <w:proofErr w:type="spellEnd"/>
+      <w:r>
+        <w:rPr>
+          <w:rFonts w:ascii="Times New Roman" w:eastAsia="Times New Roman" w:hAnsi="Times New Roman" w:cs="Times New Roman"/>
+          <w:b/>
+          <w:bCs/>
+          <w:i/>
+          <w:iCs/>
+          <w:sz w:val="24"/>
+          <w:szCs w:val="24"/>
+        </w:rPr>
+        <w:t>)</w:t>
+      </w:r>
+      <w:r>
+        <w:rPr>
+          <w:rFonts w:ascii="Times New Roman" w:eastAsia="Times New Roman" w:hAnsi="Times New Roman" w:cs="Times New Roman"/>
+          <w:sz w:val="24"/>
+          <w:szCs w:val="24"/>
+        </w:rPr>
+        <w:t xml:space="preserve"> | January 2027–December 2028</w:t>
+      </w:r>
+    </w:p>
+    <w:p>
+      <w:pPr>
+        <w:shd w:val="clear" w:color="auto" w:fill="FFFFFF"/>
+        <w:rPr>
+          <w:rFonts w:ascii="Times New Roman" w:eastAsia="Times New Roman" w:hAnsi="Times New Roman" w:cs="Times New Roman"/>
+          <w:sz w:val="24"/>
+          <w:szCs w:val="24"/>
+        </w:rPr>
+      </w:pPr>
+      <w:r>
+        <w:rPr>
+          <w:rFonts w:ascii="Times New Roman" w:eastAsia="Times New Roman" w:hAnsi="Times New Roman" w:cs="Times New Roman"/>
+          <w:sz w:val="24"/>
+          <w:szCs w:val="24"/>
+        </w:rPr>
+        <w:t xml:space="preserve">Elected by the </w:t>
+      </w:r>
+      <w:proofErr w:type="spellStart"/>
+      <w:r>
+        <w:rPr>
+          <w:rFonts w:ascii="Times New Roman" w:eastAsia="Times New Roman" w:hAnsi="Times New Roman" w:cs="Times New Roman"/>
+          <w:sz w:val="24"/>
+          <w:szCs w:val="24"/>
+        </w:rPr>
+        <w:t>SfRBM</w:t>
+      </w:r>
+      <w:proofErr w:type="spellEnd"/>
+      <w:r>
+        <w:rPr>
+          <w:rFonts w:ascii="Times New Roman" w:eastAsia="Times New Roman" w:hAnsi="Times New Roman" w:cs="Times New Roman"/>
+          <w:sz w:val="24"/>
+          <w:szCs w:val="24"/>
+        </w:rPr>
+        <w:t xml:space="preserve"> trainee membership to a two-year term on the Trainee Council, the body that represents and supports early-career members of the Society. Contribute to trainee programming, professional development initiatives, and representation of student and postdoctoral members within a leading international society for redox biology and medicine.</w:t>
+      </w:r>
+    </w:p>
+    <w:p>
+      <w:pPr>
+        <w:numPr>
+          <w:ilvl w:val="0"/>
+          <w:numId w:val="13"/>
+        </w:numPr>
+        <w:shd w:val="clear" w:color="auto" w:fill="FFFFFF"/>
+        <w:ind w:left="360"/>
+        <w:rPr>
+          <w:rFonts w:ascii="Times New Roman" w:eastAsia="Times New Roman" w:hAnsi="Times New Roman" w:cs="Times New Roman"/>
           <w:sz w:val="24"/>
           <w:szCs w:val="24"/>
         </w:rPr>
@@ -178,36 +288,6 @@
           <w:szCs w:val="24"/>
         </w:rPr>
         <w:t>August 2026</w:t>
-      </w:r>
-    </w:p>
-    <w:p>
-      <w:pPr>
-        <w:shd w:val="clear" w:color="auto" w:fill="FFFFFF"/>
-        <w:ind w:right="-720"/>
-        <w:jc w:val="both"/>
-        <w:rPr>
-          <w:rFonts w:ascii="Times New Roman" w:eastAsia="Times New Roman" w:hAnsi="Times New Roman" w:cs="Times New Roman"/>
-          <w:sz w:val="24"/>
-          <w:szCs w:val="24"/>
-          <w:shd w:val="clear" w:color="auto" w:fill="C6C6C6"/>
-        </w:rPr>
-      </w:pPr>
-      <w:r>
-        <w:rPr>
-          <w:rFonts w:ascii="Times New Roman" w:eastAsia="Times New Roman" w:hAnsi="Times New Roman" w:cs="Times New Roman"/>
-          <w:sz w:val="24"/>
-          <w:szCs w:val="24"/>
-        </w:rPr>
-        <w:t>Appointed President of the Spring House Intern &amp; Co-Op Association following a leadership transition to provide strategic direction and ensures organizational continuity. Lead the executive team in advancing professional development, networking, community engagement, and inclusion initiatives for interns and co-ops across Johnson &amp; Johnson's Spring House R&amp;D site. Oversee organizational planning, communications, budgeting, and long-term leadership continuity efforts while developing a sustainable knowledge transfer framework to strengthen future leadership and enhance the overall intern and co-op experience.</w:t>
-      </w:r>
-      <w:r>
-        <w:rPr>
-          <w:rFonts w:ascii="Times New Roman" w:eastAsia="Times New Roman" w:hAnsi="Times New Roman" w:cs="Times New Roman"/>
-          <w:sz w:val="24"/>
-          <w:szCs w:val="24"/>
-          <w:shd w:val="clear" w:color="auto" w:fill="C6C6C6"/>
-        </w:rPr>
-        <w:t xml:space="preserve"> </w:t>
       </w:r>
     </w:p>
     <w:p>
@@ -227,6 +307,29 @@
       <w:r>
         <w:rPr>
           <w:rFonts w:ascii="Times New Roman" w:eastAsia="Times New Roman" w:hAnsi="Times New Roman" w:cs="Times New Roman"/>
+          <w:sz w:val="24"/>
+          <w:szCs w:val="24"/>
+        </w:rPr>
+        <w:t>Appointed President of the Spring House Intern &amp; Co-Op Association following a leadership transition to provide strategic direction and ensure organizational continuity. Led the executive team in advancing professional development, networking, community engagement, and inclusion initiatives for interns and co-ops across Johnson &amp; Johnson's Spring House R&amp;D site. Oversaw organizational planning, communications, budgeting, and long-term leadership continuity efforts while developing a sustainable knowledge transfer framework to strengthen future leadership and enhance the overall intern and co-op experience.</w:t>
+      </w:r>
+    </w:p>
+    <w:p>
+      <w:pPr>
+        <w:numPr>
+          <w:ilvl w:val="0"/>
+          <w:numId w:val="2"/>
+        </w:numPr>
+        <w:shd w:val="clear" w:color="auto" w:fill="FFFFFF"/>
+        <w:ind w:left="360"/>
+        <w:rPr>
+          <w:rFonts w:ascii="Times New Roman" w:eastAsia="Times New Roman" w:hAnsi="Times New Roman" w:cs="Times New Roman"/>
+          <w:sz w:val="24"/>
+          <w:szCs w:val="24"/>
+        </w:rPr>
+      </w:pPr>
+      <w:r>
+        <w:rPr>
+          <w:rFonts w:ascii="Times New Roman" w:eastAsia="Times New Roman" w:hAnsi="Times New Roman" w:cs="Times New Roman"/>
           <w:b/>
           <w:bCs/>
           <w:sz w:val="24"/>
@@ -282,15 +385,7 @@
           <w:sz w:val="24"/>
           <w:szCs w:val="24"/>
         </w:rPr>
-        <w:t>July 2026–Present</w:t>
-      </w:r>
-      <w:r>
-        <w:rPr>
-          <w:rFonts w:ascii="Times New Roman" w:eastAsia="Times New Roman" w:hAnsi="Times New Roman" w:cs="Times New Roman"/>
-          <w:sz w:val="24"/>
-          <w:szCs w:val="24"/>
-        </w:rPr>
-        <w:t xml:space="preserve"> </w:t>
+        <w:t xml:space="preserve">July 2026–Present </w:t>
       </w:r>
       <w:r>
         <w:rPr>
@@ -404,16 +499,7 @@
           <w:szCs w:val="24"/>
           <w:shd w:val="clear" w:color="auto" w:fill="C6C6C6"/>
         </w:rPr>
-        <w:t xml:space="preserve"> </w:t>
-      </w:r>
-      <w:r>
-        <w:rPr>
-          <w:rFonts w:ascii="Times New Roman" w:eastAsia="Times New Roman" w:hAnsi="Times New Roman" w:cs="Times New Roman"/>
-          <w:sz w:val="24"/>
-          <w:szCs w:val="24"/>
-          <w:shd w:val="clear" w:color="auto" w:fill="C6C6C6"/>
-        </w:rPr>
-        <w:t xml:space="preserve"> </w:t>
+        <w:t xml:space="preserve">  </w:t>
       </w:r>
     </w:p>
     <w:p>
@@ -551,36 +637,6 @@
     </w:p>
     <w:p>
       <w:pPr>
-        <w:shd w:val="clear" w:color="auto" w:fill="FFFFFF"/>
-        <w:ind w:right="-720"/>
-        <w:jc w:val="both"/>
-        <w:rPr>
-          <w:rFonts w:ascii="Times New Roman" w:eastAsia="Times New Roman" w:hAnsi="Times New Roman" w:cs="Times New Roman"/>
-          <w:sz w:val="24"/>
-          <w:szCs w:val="24"/>
-          <w:shd w:val="clear" w:color="auto" w:fill="C6C6C6"/>
-        </w:rPr>
-      </w:pPr>
-      <w:r>
-        <w:rPr>
-          <w:rFonts w:ascii="Times New Roman" w:eastAsia="Times New Roman" w:hAnsi="Times New Roman" w:cs="Times New Roman"/>
-          <w:sz w:val="24"/>
-          <w:szCs w:val="24"/>
-        </w:rPr>
-        <w:t xml:space="preserve">Selected as Vice President of the Spring House Intern &amp; Co-Op Association at Johnson &amp; Johnson’s Spring House site, the company’s largest R&amp;D location for pharmaceutical innovation. Support intern and co-op engagement initiatives and contribute to organizational operations, including financial oversight, budget review, and coordination of professional development and community programming. Collaborate with executive leadership to enhance intern experience across a large, multidisciplinary research environment.  </w:t>
-      </w:r>
-      <w:r>
-        <w:rPr>
-          <w:rFonts w:ascii="Times New Roman" w:eastAsia="Times New Roman" w:hAnsi="Times New Roman" w:cs="Times New Roman"/>
-          <w:sz w:val="24"/>
-          <w:szCs w:val="24"/>
-          <w:shd w:val="clear" w:color="auto" w:fill="C6C6C6"/>
-        </w:rPr>
-        <w:t xml:space="preserve"> </w:t>
-      </w:r>
-    </w:p>
-    <w:p>
-      <w:pPr>
         <w:numPr>
           <w:ilvl w:val="0"/>
           <w:numId w:val="23"/>
@@ -596,6 +652,38 @@
       <w:r>
         <w:rPr>
           <w:rFonts w:ascii="Times New Roman" w:eastAsia="Times New Roman" w:hAnsi="Times New Roman" w:cs="Times New Roman"/>
+          <w:sz w:val="24"/>
+          <w:szCs w:val="24"/>
+        </w:rPr>
+        <w:t xml:space="preserve">Selected as Vice President of the Spring House Intern &amp; Co-Op Association at Johnson &amp; Johnson's Spring House site, the company's largest R&amp;D location for pharmaceutical innovation. Supported intern and co-op engagement initiatives and contributed to </w:t>
+      </w:r>
+      <w:r>
+        <w:rPr>
+          <w:rFonts w:ascii="Times New Roman" w:eastAsia="Times New Roman" w:hAnsi="Times New Roman" w:cs="Times New Roman"/>
+          <w:sz w:val="24"/>
+          <w:szCs w:val="24"/>
+        </w:rPr>
+        <w:lastRenderedPageBreak/>
+        <w:t>organizational operations, including financial oversight, budget review, and coordination of professional development and community programming. Collaborated with executive leadership to enhance intern experience across a large, multidisciplinary research environment.</w:t>
+      </w:r>
+    </w:p>
+    <w:p>
+      <w:pPr>
+        <w:numPr>
+          <w:ilvl w:val="0"/>
+          <w:numId w:val="23"/>
+        </w:numPr>
+        <w:shd w:val="clear" w:color="auto" w:fill="FFFFFF"/>
+        <w:ind w:left="360"/>
+        <w:rPr>
+          <w:rFonts w:ascii="Times New Roman" w:eastAsia="Times New Roman" w:hAnsi="Times New Roman" w:cs="Times New Roman"/>
+          <w:sz w:val="24"/>
+          <w:szCs w:val="24"/>
+        </w:rPr>
+      </w:pPr>
+      <w:r>
+        <w:rPr>
+          <w:rFonts w:ascii="Times New Roman" w:eastAsia="Times New Roman" w:hAnsi="Times New Roman" w:cs="Times New Roman"/>
           <w:b/>
           <w:bCs/>
           <w:sz w:val="24"/>
@@ -664,7 +752,6 @@
           <w:sz w:val="24"/>
           <w:szCs w:val="24"/>
         </w:rPr>
-        <w:lastRenderedPageBreak/>
         <w:t>Invited to serve on the Finance Committee of the Board of Directors and promoted from committee member to Vice Chair. Responsibilities include budget review, financial oversight, and participation in board-level governance for a national cleantech and sustainability nonprofit.</w:t>
       </w:r>
     </w:p>
@@ -1195,6 +1282,7 @@
           <w:sz w:val="24"/>
           <w:szCs w:val="24"/>
         </w:rPr>
+        <w:lastRenderedPageBreak/>
         <w:t>Member</w:t>
       </w:r>
       <w:r>
@@ -1318,7 +1406,6 @@
           <w:sz w:val="24"/>
           <w:szCs w:val="24"/>
         </w:rPr>
-        <w:lastRenderedPageBreak/>
         <w:t>Mentor</w:t>
       </w:r>
     </w:p>
@@ -1912,7 +1999,16 @@
           <w:sz w:val="24"/>
           <w:szCs w:val="24"/>
         </w:rPr>
-        <w:t xml:space="preserve">Serve as a member of the OGE Scholarship Committee, contributing to the review and evaluation of scholarship applications for University of Georgia students. Participate in the assessment of student essays and application materials for OGE scholarship programs, supporting a competitive selection process and helping expand educational and international opportunities for students. </w:t>
+        <w:t xml:space="preserve">Serve as a member of the OGE Scholarship Committee, contributing to the review and evaluation of scholarship applications for University of Georgia students. Participate in the </w:t>
+      </w:r>
+      <w:r>
+        <w:rPr>
+          <w:rFonts w:ascii="Times New Roman" w:eastAsia="Times New Roman" w:hAnsi="Times New Roman" w:cs="Times New Roman"/>
+          <w:sz w:val="24"/>
+          <w:szCs w:val="24"/>
+        </w:rPr>
+        <w:lastRenderedPageBreak/>
+        <w:t xml:space="preserve">assessment of student essays and application materials for OGE scholarship programs, supporting a competitive selection process and helping expand educational and international opportunities for students. </w:t>
       </w:r>
     </w:p>
     <w:p>
@@ -2027,7 +2123,6 @@
           <w:sz w:val="24"/>
           <w:szCs w:val="24"/>
         </w:rPr>
-        <w:lastRenderedPageBreak/>
         <w:t xml:space="preserve">Reviewed and evaluated scholarship applications from STEM students, providing impartial assessments to support the selection of scholarship recipients and promote excellence in STEM education. </w:t>
       </w:r>
       <w:r>
@@ -2814,6 +2909,62 @@
           <w:sz w:val="24"/>
           <w:szCs w:val="24"/>
         </w:rPr>
+        <w:t xml:space="preserve">Reviewer | </w:t>
+      </w:r>
+      <w:r>
+        <w:rPr>
+          <w:rFonts w:ascii="Times New Roman" w:eastAsia="Times New Roman" w:hAnsi="Times New Roman" w:cs="Times New Roman"/>
+          <w:b/>
+          <w:bCs/>
+          <w:i/>
+          <w:iCs/>
+          <w:sz w:val="24"/>
+          <w:szCs w:val="24"/>
+        </w:rPr>
+        <w:t>Cifra Science Publishing House (International Research Journal, etc.)</w:t>
+      </w:r>
+      <w:r>
+        <w:rPr>
+          <w:rFonts w:ascii="Times New Roman" w:eastAsia="Times New Roman" w:hAnsi="Times New Roman" w:cs="Times New Roman"/>
+          <w:b/>
+          <w:bCs/>
+          <w:sz w:val="24"/>
+          <w:szCs w:val="24"/>
+        </w:rPr>
+        <w:t xml:space="preserve"> | </w:t>
+      </w:r>
+      <w:r>
+        <w:rPr>
+          <w:rFonts w:ascii="Times New Roman" w:eastAsia="Times New Roman" w:hAnsi="Times New Roman" w:cs="Times New Roman"/>
+          <w:sz w:val="24"/>
+          <w:szCs w:val="24"/>
+        </w:rPr>
+        <w:t xml:space="preserve">April 2025–Present </w:t>
+      </w:r>
+    </w:p>
+    <w:p>
+      <w:pPr>
+        <w:numPr>
+          <w:ilvl w:val="0"/>
+          <w:numId w:val="5"/>
+        </w:numPr>
+        <w:shd w:val="clear" w:color="auto" w:fill="FFFFFF"/>
+        <w:ind w:left="360"/>
+        <w:rPr>
+          <w:rFonts w:ascii="Times New Roman" w:eastAsia="Times New Roman" w:hAnsi="Times New Roman" w:cs="Times New Roman"/>
+          <w:sz w:val="24"/>
+          <w:szCs w:val="24"/>
+        </w:rPr>
+      </w:pPr>
+      <w:r>
+        <w:rPr>
+          <w:rFonts w:ascii="Times New Roman" w:eastAsia="Times New Roman" w:hAnsi="Times New Roman" w:cs="Times New Roman"/>
+          <w:b/>
+          <w:bCs/>
+          <w:sz w:val="24"/>
+          <w:szCs w:val="24"/>
+        </w:rPr>
+        <w:lastRenderedPageBreak/>
         <w:t>Reviewer</w:t>
       </w:r>
       <w:r>
@@ -3194,7 +3345,6 @@
           <w:sz w:val="24"/>
           <w:szCs w:val="24"/>
         </w:rPr>
-        <w:lastRenderedPageBreak/>
         <w:t>Reviewer</w:t>
       </w:r>
       <w:r>
@@ -4071,6 +4221,155 @@
     </w:lvl>
   </w:abstractNum>
   <w:abstractNum w:abstractNumId="5" w15:restartNumberingAfterBreak="0">
+    <w:nsid w:val="113E1974"/>
+    <w:multiLevelType w:val="multilevel"/>
+    <w:tmpl w:val="7AB0306E"/>
+    <w:lvl w:ilvl="0">
+      <w:start w:val="1"/>
+      <w:numFmt w:val="bullet"/>
+      <w:lvlText w:val=""/>
+      <w:lvlJc w:val="left"/>
+      <w:pPr>
+        <w:tabs>
+          <w:tab w:val="num" w:pos="720"/>
+        </w:tabs>
+        <w:ind w:left="720" w:hanging="360"/>
+      </w:pPr>
+      <w:rPr>
+        <w:rFonts w:ascii="Symbol" w:hAnsi="Symbol" w:hint="default"/>
+        <w:sz w:val="20"/>
+      </w:rPr>
+    </w:lvl>
+    <w:lvl w:ilvl="1" w:tentative="1">
+      <w:start w:val="1"/>
+      <w:numFmt w:val="bullet"/>
+      <w:lvlText w:val="o"/>
+      <w:lvlJc w:val="left"/>
+      <w:pPr>
+        <w:tabs>
+          <w:tab w:val="num" w:pos="1440"/>
+        </w:tabs>
+        <w:ind w:left="1440" w:hanging="360"/>
+      </w:pPr>
+      <w:rPr>
+        <w:rFonts w:ascii="Courier New" w:hAnsi="Courier New" w:hint="default"/>
+        <w:sz w:val="20"/>
+      </w:rPr>
+    </w:lvl>
+    <w:lvl w:ilvl="2" w:tentative="1">
+      <w:start w:val="1"/>
+      <w:numFmt w:val="bullet"/>
+      <w:lvlText w:val=""/>
+      <w:lvlJc w:val="left"/>
+      <w:pPr>
+        <w:tabs>
+          <w:tab w:val="num" w:pos="2160"/>
+        </w:tabs>
+        <w:ind w:left="2160" w:hanging="360"/>
+      </w:pPr>
+      <w:rPr>
+        <w:rFonts w:ascii="Wingdings" w:hAnsi="Wingdings" w:hint="default"/>
+        <w:sz w:val="20"/>
+      </w:rPr>
+    </w:lvl>
+    <w:lvl w:ilvl="3" w:tentative="1">
+      <w:start w:val="1"/>
+      <w:numFmt w:val="bullet"/>
+      <w:lvlText w:val=""/>
+      <w:lvlJc w:val="left"/>
+      <w:pPr>
+        <w:tabs>
+          <w:tab w:val="num" w:pos="2880"/>
+        </w:tabs>
+        <w:ind w:left="2880" w:hanging="360"/>
+      </w:pPr>
+      <w:rPr>
+        <w:rFonts w:ascii="Wingdings" w:hAnsi="Wingdings" w:hint="default"/>
+        <w:sz w:val="20"/>
+      </w:rPr>
+    </w:lvl>
+    <w:lvl w:ilvl="4" w:tentative="1">
+      <w:start w:val="1"/>
+      <w:numFmt w:val="bullet"/>
+      <w:lvlText w:val=""/>
+      <w:lvlJc w:val="left"/>
+      <w:pPr>
+        <w:tabs>
+          <w:tab w:val="num" w:pos="3600"/>
+        </w:tabs>
+        <w:ind w:left="3600" w:hanging="360"/>
+      </w:pPr>
+      <w:rPr>
+        <w:rFonts w:ascii="Wingdings" w:hAnsi="Wingdings" w:hint="default"/>
+        <w:sz w:val="20"/>
+      </w:rPr>
+    </w:lvl>
+    <w:lvl w:ilvl="5" w:tentative="1">
+      <w:start w:val="1"/>
+      <w:numFmt w:val="bullet"/>
+      <w:lvlText w:val=""/>
+      <w:lvlJc w:val="left"/>
+      <w:pPr>
+        <w:tabs>
+          <w:tab w:val="num" w:pos="4320"/>
+        </w:tabs>
+        <w:ind w:left="4320" w:hanging="360"/>
+      </w:pPr>
+      <w:rPr>
+        <w:rFonts w:ascii="Wingdings" w:hAnsi="Wingdings" w:hint="default"/>
+        <w:sz w:val="20"/>
+      </w:rPr>
+    </w:lvl>
+    <w:lvl w:ilvl="6" w:tentative="1">
+      <w:start w:val="1"/>
+      <w:numFmt w:val="bullet"/>
+      <w:lvlText w:val=""/>
+      <w:lvlJc w:val="left"/>
+      <w:pPr>
+        <w:tabs>
+          <w:tab w:val="num" w:pos="5040"/>
+        </w:tabs>
+        <w:ind w:left="5040" w:hanging="360"/>
+      </w:pPr>
+      <w:rPr>
+        <w:rFonts w:ascii="Wingdings" w:hAnsi="Wingdings" w:hint="default"/>
+        <w:sz w:val="20"/>
+      </w:rPr>
+    </w:lvl>
+    <w:lvl w:ilvl="7" w:tentative="1">
+      <w:start w:val="1"/>
+      <w:numFmt w:val="bullet"/>
+      <w:lvlText w:val=""/>
+      <w:lvlJc w:val="left"/>
+      <w:pPr>
+        <w:tabs>
+          <w:tab w:val="num" w:pos="5760"/>
+        </w:tabs>
+        <w:ind w:left="5760" w:hanging="360"/>
+      </w:pPr>
+      <w:rPr>
+        <w:rFonts w:ascii="Wingdings" w:hAnsi="Wingdings" w:hint="default"/>
+        <w:sz w:val="20"/>
+      </w:rPr>
+    </w:lvl>
+    <w:lvl w:ilvl="8" w:tentative="1">
+      <w:start w:val="1"/>
+      <w:numFmt w:val="bullet"/>
+      <w:lvlText w:val=""/>
+      <w:lvlJc w:val="left"/>
+      <w:pPr>
+        <w:tabs>
+          <w:tab w:val="num" w:pos="6480"/>
+        </w:tabs>
+        <w:ind w:left="6480" w:hanging="360"/>
+      </w:pPr>
+      <w:rPr>
+        <w:rFonts w:ascii="Wingdings" w:hAnsi="Wingdings" w:hint="default"/>
+        <w:sz w:val="20"/>
+      </w:rPr>
+    </w:lvl>
+  </w:abstractNum>
+  <w:abstractNum w:abstractNumId="6" w15:restartNumberingAfterBreak="0">
     <w:nsid w:val="150E7D99"/>
     <w:multiLevelType w:val="multilevel"/>
     <w:tmpl w:val="48147906"/>
@@ -4192,7 +4491,7 @@
       </w:rPr>
     </w:lvl>
   </w:abstractNum>
-  <w:abstractNum w:abstractNumId="6" w15:restartNumberingAfterBreak="0">
+  <w:abstractNum w:abstractNumId="7" w15:restartNumberingAfterBreak="0">
     <w:nsid w:val="21A61890"/>
     <w:multiLevelType w:val="multilevel"/>
     <w:tmpl w:val="ED7A07CA"/>
@@ -4314,7 +4613,7 @@
       </w:rPr>
     </w:lvl>
   </w:abstractNum>
-  <w:abstractNum w:abstractNumId="7" w15:restartNumberingAfterBreak="0">
+  <w:abstractNum w:abstractNumId="8" w15:restartNumberingAfterBreak="0">
     <w:nsid w:val="22874F9C"/>
     <w:multiLevelType w:val="multilevel"/>
     <w:tmpl w:val="C7A24610"/>
@@ -4436,7 +4735,7 @@
       </w:rPr>
     </w:lvl>
   </w:abstractNum>
-  <w:abstractNum w:abstractNumId="8" w15:restartNumberingAfterBreak="0">
+  <w:abstractNum w:abstractNumId="9" w15:restartNumberingAfterBreak="0">
     <w:nsid w:val="24561E28"/>
     <w:multiLevelType w:val="multilevel"/>
     <w:tmpl w:val="59AC6CBE"/>
@@ -4558,7 +4857,7 @@
       </w:rPr>
     </w:lvl>
   </w:abstractNum>
-  <w:abstractNum w:abstractNumId="9" w15:restartNumberingAfterBreak="0">
+  <w:abstractNum w:abstractNumId="10" w15:restartNumberingAfterBreak="0">
     <w:nsid w:val="2B5D4018"/>
     <w:multiLevelType w:val="multilevel"/>
     <w:tmpl w:val="1564EF0C"/>
@@ -4680,7 +4979,7 @@
       </w:rPr>
     </w:lvl>
   </w:abstractNum>
-  <w:abstractNum w:abstractNumId="10" w15:restartNumberingAfterBreak="0">
+  <w:abstractNum w:abstractNumId="11" w15:restartNumberingAfterBreak="0">
     <w:nsid w:val="2BFC0C7B"/>
     <w:multiLevelType w:val="multilevel"/>
     <w:tmpl w:val="0FB28876"/>
@@ -4802,7 +5101,7 @@
       </w:rPr>
     </w:lvl>
   </w:abstractNum>
-  <w:abstractNum w:abstractNumId="11" w15:restartNumberingAfterBreak="0">
+  <w:abstractNum w:abstractNumId="12" w15:restartNumberingAfterBreak="0">
     <w:nsid w:val="2D7B0587"/>
     <w:multiLevelType w:val="multilevel"/>
     <w:tmpl w:val="7CA2AF84"/>
@@ -4924,7 +5223,7 @@
       </w:rPr>
     </w:lvl>
   </w:abstractNum>
-  <w:abstractNum w:abstractNumId="12" w15:restartNumberingAfterBreak="0">
+  <w:abstractNum w:abstractNumId="13" w15:restartNumberingAfterBreak="0">
     <w:nsid w:val="2F394AB1"/>
     <w:multiLevelType w:val="multilevel"/>
     <w:tmpl w:val="3F643F18"/>
@@ -5046,7 +5345,7 @@
       </w:rPr>
     </w:lvl>
   </w:abstractNum>
-  <w:abstractNum w:abstractNumId="13" w15:restartNumberingAfterBreak="0">
+  <w:abstractNum w:abstractNumId="14" w15:restartNumberingAfterBreak="0">
     <w:nsid w:val="304C1B16"/>
     <w:multiLevelType w:val="multilevel"/>
     <w:tmpl w:val="80FCC502"/>
@@ -5168,7 +5467,7 @@
       </w:rPr>
     </w:lvl>
   </w:abstractNum>
-  <w:abstractNum w:abstractNumId="14" w15:restartNumberingAfterBreak="0">
+  <w:abstractNum w:abstractNumId="15" w15:restartNumberingAfterBreak="0">
     <w:nsid w:val="31F54054"/>
     <w:multiLevelType w:val="multilevel"/>
     <w:tmpl w:val="0EFC40FE"/>
@@ -5290,7 +5589,7 @@
       </w:rPr>
     </w:lvl>
   </w:abstractNum>
-  <w:abstractNum w:abstractNumId="15" w15:restartNumberingAfterBreak="0">
+  <w:abstractNum w:abstractNumId="16" w15:restartNumberingAfterBreak="0">
     <w:nsid w:val="343A5F2C"/>
     <w:multiLevelType w:val="multilevel"/>
     <w:tmpl w:val="CD04C0DE"/>
@@ -5412,7 +5711,7 @@
       </w:rPr>
     </w:lvl>
   </w:abstractNum>
-  <w:abstractNum w:abstractNumId="16" w15:restartNumberingAfterBreak="0">
+  <w:abstractNum w:abstractNumId="17" w15:restartNumberingAfterBreak="0">
     <w:nsid w:val="3BA90125"/>
     <w:multiLevelType w:val="multilevel"/>
     <w:tmpl w:val="2996D5E4"/>
@@ -5534,7 +5833,7 @@
       </w:rPr>
     </w:lvl>
   </w:abstractNum>
-  <w:abstractNum w:abstractNumId="17" w15:restartNumberingAfterBreak="0">
+  <w:abstractNum w:abstractNumId="18" w15:restartNumberingAfterBreak="0">
     <w:nsid w:val="3DA3565D"/>
     <w:multiLevelType w:val="multilevel"/>
     <w:tmpl w:val="DB141F32"/>
@@ -5656,7 +5955,7 @@
       </w:rPr>
     </w:lvl>
   </w:abstractNum>
-  <w:abstractNum w:abstractNumId="18" w15:restartNumberingAfterBreak="0">
+  <w:abstractNum w:abstractNumId="19" w15:restartNumberingAfterBreak="0">
     <w:nsid w:val="4303108F"/>
     <w:multiLevelType w:val="multilevel"/>
     <w:tmpl w:val="DB54C4BA"/>
@@ -5778,7 +6077,7 @@
       </w:rPr>
     </w:lvl>
   </w:abstractNum>
-  <w:abstractNum w:abstractNumId="19" w15:restartNumberingAfterBreak="0">
+  <w:abstractNum w:abstractNumId="20" w15:restartNumberingAfterBreak="0">
     <w:nsid w:val="43501694"/>
     <w:multiLevelType w:val="multilevel"/>
     <w:tmpl w:val="9C749E48"/>
@@ -5900,7 +6199,7 @@
       </w:rPr>
     </w:lvl>
   </w:abstractNum>
-  <w:abstractNum w:abstractNumId="20" w15:restartNumberingAfterBreak="0">
+  <w:abstractNum w:abstractNumId="21" w15:restartNumberingAfterBreak="0">
     <w:nsid w:val="48220164"/>
     <w:multiLevelType w:val="multilevel"/>
     <w:tmpl w:val="1DF0E53C"/>
@@ -6022,7 +6321,7 @@
       </w:rPr>
     </w:lvl>
   </w:abstractNum>
-  <w:abstractNum w:abstractNumId="21" w15:restartNumberingAfterBreak="0">
+  <w:abstractNum w:abstractNumId="22" w15:restartNumberingAfterBreak="0">
     <w:nsid w:val="50AB7882"/>
     <w:multiLevelType w:val="multilevel"/>
     <w:tmpl w:val="EB98D878"/>
@@ -6144,7 +6443,7 @@
       </w:rPr>
     </w:lvl>
   </w:abstractNum>
-  <w:abstractNum w:abstractNumId="22" w15:restartNumberingAfterBreak="0">
+  <w:abstractNum w:abstractNumId="23" w15:restartNumberingAfterBreak="0">
     <w:nsid w:val="52ED16E1"/>
     <w:multiLevelType w:val="multilevel"/>
     <w:tmpl w:val="E0DCFE2E"/>
@@ -6266,7 +6565,7 @@
       </w:rPr>
     </w:lvl>
   </w:abstractNum>
-  <w:abstractNum w:abstractNumId="23" w15:restartNumberingAfterBreak="0">
+  <w:abstractNum w:abstractNumId="24" w15:restartNumberingAfterBreak="0">
     <w:nsid w:val="62BF1385"/>
     <w:multiLevelType w:val="multilevel"/>
     <w:tmpl w:val="FE686608"/>
@@ -6388,7 +6687,7 @@
       </w:rPr>
     </w:lvl>
   </w:abstractNum>
-  <w:abstractNum w:abstractNumId="24" w15:restartNumberingAfterBreak="0">
+  <w:abstractNum w:abstractNumId="25" w15:restartNumberingAfterBreak="0">
     <w:nsid w:val="6AA87CD4"/>
     <w:multiLevelType w:val="multilevel"/>
     <w:tmpl w:val="6388BA60"/>
@@ -6510,7 +6809,7 @@
       </w:rPr>
     </w:lvl>
   </w:abstractNum>
-  <w:abstractNum w:abstractNumId="25" w15:restartNumberingAfterBreak="0">
+  <w:abstractNum w:abstractNumId="26" w15:restartNumberingAfterBreak="0">
     <w:nsid w:val="6BAF661B"/>
     <w:multiLevelType w:val="multilevel"/>
     <w:tmpl w:val="B6F2084E"/>
@@ -6632,7 +6931,7 @@
       </w:rPr>
     </w:lvl>
   </w:abstractNum>
-  <w:abstractNum w:abstractNumId="26" w15:restartNumberingAfterBreak="0">
+  <w:abstractNum w:abstractNumId="27" w15:restartNumberingAfterBreak="0">
     <w:nsid w:val="6D8855BB"/>
     <w:multiLevelType w:val="multilevel"/>
     <w:tmpl w:val="56E88C66"/>
@@ -6754,7 +7053,7 @@
       </w:rPr>
     </w:lvl>
   </w:abstractNum>
-  <w:abstractNum w:abstractNumId="27" w15:restartNumberingAfterBreak="0">
+  <w:abstractNum w:abstractNumId="28" w15:restartNumberingAfterBreak="0">
     <w:nsid w:val="7B7757C1"/>
     <w:multiLevelType w:val="multilevel"/>
     <w:tmpl w:val="BBF438C2"/>
@@ -6876,7 +7175,7 @@
       </w:rPr>
     </w:lvl>
   </w:abstractNum>
-  <w:abstractNum w:abstractNumId="28" w15:restartNumberingAfterBreak="0">
+  <w:abstractNum w:abstractNumId="29" w15:restartNumberingAfterBreak="0">
     <w:nsid w:val="7BF3637C"/>
     <w:multiLevelType w:val="multilevel"/>
     <w:tmpl w:val="C9927BD8"/>
@@ -6998,7 +7297,7 @@
       </w:rPr>
     </w:lvl>
   </w:abstractNum>
-  <w:abstractNum w:abstractNumId="29" w15:restartNumberingAfterBreak="0">
+  <w:abstractNum w:abstractNumId="30" w15:restartNumberingAfterBreak="0">
     <w:nsid w:val="7EB41655"/>
     <w:multiLevelType w:val="multilevel"/>
     <w:tmpl w:val="05D88C30"/>
@@ -7120,7 +7419,7 @@
       </w:rPr>
     </w:lvl>
   </w:abstractNum>
-  <w:abstractNum w:abstractNumId="30" w15:restartNumberingAfterBreak="0">
+  <w:abstractNum w:abstractNumId="31" w15:restartNumberingAfterBreak="0">
     <w:nsid w:val="7EBE0A8C"/>
     <w:multiLevelType w:val="multilevel"/>
     <w:tmpl w:val="BE2AD224"/>
@@ -7242,7 +7541,7 @@
       </w:rPr>
     </w:lvl>
   </w:abstractNum>
-  <w:abstractNum w:abstractNumId="31" w15:restartNumberingAfterBreak="0">
+  <w:abstractNum w:abstractNumId="32" w15:restartNumberingAfterBreak="0">
     <w:nsid w:val="7FA9446C"/>
     <w:multiLevelType w:val="multilevel"/>
     <w:tmpl w:val="281C3E88"/>
@@ -7365,79 +7664,79 @@
     </w:lvl>
   </w:abstractNum>
   <w:num w:numId="1" w16cid:durableId="91631842">
-    <w:abstractNumId w:val="13"/>
+    <w:abstractNumId w:val="14"/>
   </w:num>
   <w:num w:numId="2" w16cid:durableId="1697653795">
-    <w:abstractNumId w:val="21"/>
+    <w:abstractNumId w:val="22"/>
   </w:num>
   <w:num w:numId="3" w16cid:durableId="1656369808">
-    <w:abstractNumId w:val="27"/>
+    <w:abstractNumId w:val="28"/>
   </w:num>
   <w:num w:numId="4" w16cid:durableId="1387535136">
     <w:abstractNumId w:val="3"/>
   </w:num>
   <w:num w:numId="5" w16cid:durableId="181601523">
-    <w:abstractNumId w:val="23"/>
+    <w:abstractNumId w:val="24"/>
   </w:num>
   <w:num w:numId="6" w16cid:durableId="110125635">
-    <w:abstractNumId w:val="19"/>
+    <w:abstractNumId w:val="20"/>
   </w:num>
   <w:num w:numId="7" w16cid:durableId="1447656800">
-    <w:abstractNumId w:val="15"/>
+    <w:abstractNumId w:val="16"/>
   </w:num>
   <w:num w:numId="8" w16cid:durableId="497691031">
-    <w:abstractNumId w:val="17"/>
+    <w:abstractNumId w:val="18"/>
   </w:num>
   <w:num w:numId="9" w16cid:durableId="1570726325">
-    <w:abstractNumId w:val="20"/>
+    <w:abstractNumId w:val="21"/>
   </w:num>
   <w:num w:numId="10" w16cid:durableId="843011414">
-    <w:abstractNumId w:val="25"/>
+    <w:abstractNumId w:val="26"/>
   </w:num>
   <w:num w:numId="11" w16cid:durableId="578176921">
-    <w:abstractNumId w:val="28"/>
+    <w:abstractNumId w:val="29"/>
   </w:num>
   <w:num w:numId="12" w16cid:durableId="337076194">
-    <w:abstractNumId w:val="9"/>
+    <w:abstractNumId w:val="10"/>
   </w:num>
   <w:num w:numId="13" w16cid:durableId="1615360366">
-    <w:abstractNumId w:val="7"/>
+    <w:abstractNumId w:val="8"/>
   </w:num>
   <w:num w:numId="14" w16cid:durableId="1237593218">
-    <w:abstractNumId w:val="30"/>
+    <w:abstractNumId w:val="31"/>
   </w:num>
   <w:num w:numId="15" w16cid:durableId="1611739190">
-    <w:abstractNumId w:val="31"/>
+    <w:abstractNumId w:val="32"/>
   </w:num>
   <w:num w:numId="16" w16cid:durableId="1022826085">
     <w:abstractNumId w:val="1"/>
   </w:num>
   <w:num w:numId="17" w16cid:durableId="873886732">
-    <w:abstractNumId w:val="10"/>
+    <w:abstractNumId w:val="11"/>
   </w:num>
   <w:num w:numId="18" w16cid:durableId="1534422498">
-    <w:abstractNumId w:val="5"/>
+    <w:abstractNumId w:val="6"/>
   </w:num>
   <w:num w:numId="19" w16cid:durableId="467624286">
-    <w:abstractNumId w:val="14"/>
+    <w:abstractNumId w:val="15"/>
   </w:num>
   <w:num w:numId="20" w16cid:durableId="644430249">
-    <w:abstractNumId w:val="29"/>
+    <w:abstractNumId w:val="30"/>
   </w:num>
   <w:num w:numId="21" w16cid:durableId="450167355">
-    <w:abstractNumId w:val="22"/>
+    <w:abstractNumId w:val="23"/>
   </w:num>
   <w:num w:numId="22" w16cid:durableId="223637762">
-    <w:abstractNumId w:val="6"/>
+    <w:abstractNumId w:val="7"/>
   </w:num>
   <w:num w:numId="23" w16cid:durableId="1002778649">
-    <w:abstractNumId w:val="12"/>
+    <w:abstractNumId w:val="13"/>
   </w:num>
   <w:num w:numId="24" w16cid:durableId="1449885448">
-    <w:abstractNumId w:val="26"/>
+    <w:abstractNumId w:val="27"/>
   </w:num>
   <w:num w:numId="25" w16cid:durableId="1284188276">
-    <w:abstractNumId w:val="18"/>
+    <w:abstractNumId w:val="19"/>
   </w:num>
   <w:num w:numId="26" w16cid:durableId="1333290013">
     <w:abstractNumId w:val="0"/>
@@ -7446,19 +7745,22 @@
     <w:abstractNumId w:val="4"/>
   </w:num>
   <w:num w:numId="28" w16cid:durableId="285816358">
-    <w:abstractNumId w:val="11"/>
+    <w:abstractNumId w:val="12"/>
   </w:num>
   <w:num w:numId="29" w16cid:durableId="1531184789">
-    <w:abstractNumId w:val="8"/>
+    <w:abstractNumId w:val="9"/>
   </w:num>
   <w:num w:numId="30" w16cid:durableId="1214659661">
-    <w:abstractNumId w:val="16"/>
+    <w:abstractNumId w:val="17"/>
   </w:num>
   <w:num w:numId="31" w16cid:durableId="1741556317">
-    <w:abstractNumId w:val="24"/>
+    <w:abstractNumId w:val="25"/>
   </w:num>
   <w:num w:numId="32" w16cid:durableId="370737863">
     <w:abstractNumId w:val="2"/>
+  </w:num>
+  <w:num w:numId="33" w16cid:durableId="471793939">
+    <w:abstractNumId w:val="5"/>
   </w:num>
 </w:numbering>
 </file>
@@ -7861,6 +8163,7 @@
   <w:style w:type="paragraph" w:default="1" w:styleId="Normal">
     <w:name w:val="Normal"/>
     <w:qFormat/>
+    <w:rsid w:val="00274E14"/>
   </w:style>
   <w:style w:type="paragraph" w:styleId="Heading1">
     <w:name w:val="heading 1"/>
@@ -8046,6 +8349,17 @@
       <w:sz w:val="30"/>
       <w:szCs w:val="30"/>
     </w:rPr>
+  </w:style>
+  <w:style w:type="paragraph" w:styleId="ListParagraph">
+    <w:name w:val="List Paragraph"/>
+    <w:basedOn w:val="Normal"/>
+    <w:uiPriority w:val="34"/>
+    <w:qFormat/>
+    <w:rsid w:val="00274E14"/>
+    <w:pPr>
+      <w:ind w:left="720"/>
+      <w:contextualSpacing/>
+    </w:pPr>
   </w:style>
 </w:styles>
 </file>

--- a/files/leadership-community-service.docx
+++ b/files/leadership-community-service.docx
@@ -292,6 +292,24 @@
     </w:p>
     <w:p>
       <w:pPr>
+        <w:shd w:val="clear" w:color="auto" w:fill="FFFFFF"/>
+        <w:rPr>
+          <w:rFonts w:ascii="Times New Roman" w:eastAsia="Times New Roman" w:hAnsi="Times New Roman" w:cs="Times New Roman"/>
+          <w:sz w:val="24"/>
+          <w:szCs w:val="24"/>
+        </w:rPr>
+      </w:pPr>
+      <w:r>
+        <w:rPr>
+          <w:rFonts w:ascii="Times New Roman" w:eastAsia="Times New Roman" w:hAnsi="Times New Roman" w:cs="Times New Roman"/>
+          <w:sz w:val="24"/>
+          <w:szCs w:val="24"/>
+        </w:rPr>
+        <w:t>Appointed President of the Spring House Intern &amp; Co-Op Association following a leadership transition to provide strategic direction and ensure organizational continuity. Led the executive team in advancing professional development, networking, community engagement, and inclusion initiatives for interns and co-ops across Johnson &amp; Johnson's Spring House R&amp;D site. Oversaw organizational planning, communications, budgeting, and long-term leadership continuity efforts while developing a sustainable knowledge transfer framework to strengthen future leadership and enhance the overall intern and co-op experience.</w:t>
+      </w:r>
+    </w:p>
+    <w:p>
+      <w:pPr>
         <w:numPr>
           <w:ilvl w:val="0"/>
           <w:numId w:val="2"/>
@@ -307,29 +325,6 @@
       <w:r>
         <w:rPr>
           <w:rFonts w:ascii="Times New Roman" w:eastAsia="Times New Roman" w:hAnsi="Times New Roman" w:cs="Times New Roman"/>
-          <w:sz w:val="24"/>
-          <w:szCs w:val="24"/>
-        </w:rPr>
-        <w:t>Appointed President of the Spring House Intern &amp; Co-Op Association following a leadership transition to provide strategic direction and ensure organizational continuity. Led the executive team in advancing professional development, networking, community engagement, and inclusion initiatives for interns and co-ops across Johnson &amp; Johnson's Spring House R&amp;D site. Oversaw organizational planning, communications, budgeting, and long-term leadership continuity efforts while developing a sustainable knowledge transfer framework to strengthen future leadership and enhance the overall intern and co-op experience.</w:t>
-      </w:r>
-    </w:p>
-    <w:p>
-      <w:pPr>
-        <w:numPr>
-          <w:ilvl w:val="0"/>
-          <w:numId w:val="2"/>
-        </w:numPr>
-        <w:shd w:val="clear" w:color="auto" w:fill="FFFFFF"/>
-        <w:ind w:left="360"/>
-        <w:rPr>
-          <w:rFonts w:ascii="Times New Roman" w:eastAsia="Times New Roman" w:hAnsi="Times New Roman" w:cs="Times New Roman"/>
-          <w:sz w:val="24"/>
-          <w:szCs w:val="24"/>
-        </w:rPr>
-      </w:pPr>
-      <w:r>
-        <w:rPr>
-          <w:rFonts w:ascii="Times New Roman" w:eastAsia="Times New Roman" w:hAnsi="Times New Roman" w:cs="Times New Roman"/>
           <w:b/>
           <w:bCs/>
           <w:sz w:val="24"/>
@@ -637,25 +632,20 @@
     </w:p>
     <w:p>
       <w:pPr>
-        <w:numPr>
-          <w:ilvl w:val="0"/>
-          <w:numId w:val="23"/>
-        </w:numPr>
         <w:shd w:val="clear" w:color="auto" w:fill="FFFFFF"/>
-        <w:ind w:left="360"/>
-        <w:rPr>
-          <w:rFonts w:ascii="Times New Roman" w:eastAsia="Times New Roman" w:hAnsi="Times New Roman" w:cs="Times New Roman"/>
-          <w:sz w:val="24"/>
-          <w:szCs w:val="24"/>
-        </w:rPr>
-      </w:pPr>
-      <w:r>
-        <w:rPr>
-          <w:rFonts w:ascii="Times New Roman" w:eastAsia="Times New Roman" w:hAnsi="Times New Roman" w:cs="Times New Roman"/>
-          <w:sz w:val="24"/>
-          <w:szCs w:val="24"/>
-        </w:rPr>
-        <w:t xml:space="preserve">Selected as Vice President of the Spring House Intern &amp; Co-Op Association at Johnson &amp; Johnson's Spring House site, the company's largest R&amp;D location for pharmaceutical innovation. Supported intern and co-op engagement initiatives and contributed to </w:t>
+        <w:rPr>
+          <w:rFonts w:ascii="Times New Roman" w:eastAsia="Times New Roman" w:hAnsi="Times New Roman" w:cs="Times New Roman"/>
+          <w:sz w:val="24"/>
+          <w:szCs w:val="24"/>
+        </w:rPr>
+      </w:pPr>
+      <w:r>
+        <w:rPr>
+          <w:rFonts w:ascii="Times New Roman" w:eastAsia="Times New Roman" w:hAnsi="Times New Roman" w:cs="Times New Roman"/>
+          <w:sz w:val="24"/>
+          <w:szCs w:val="24"/>
+        </w:rPr>
+        <w:t xml:space="preserve">Selected as Vice President of the Spring House Intern &amp; Co-Op Association at Johnson &amp; Johnson's Spring House site, the company's largest R&amp;D location for pharmaceutical innovation. Supported intern and co-op engagement initiatives and contributed to organizational operations, </w:t>
       </w:r>
       <w:r>
         <w:rPr>
@@ -664,7 +654,7 @@
           <w:szCs w:val="24"/>
         </w:rPr>
         <w:lastRenderedPageBreak/>
-        <w:t>organizational operations, including financial oversight, budget review, and coordination of professional development and community programming. Collaborated with executive leadership to enhance intern experience across a large, multidisciplinary research environment.</w:t>
+        <w:t>including financial oversight, budget review, and coordination of professional development and community programming. Collaborated with executive leadership to enhance intern experience across a large, multidisciplinary research environment.</w:t>
       </w:r>
     </w:p>
     <w:p>

--- a/files/leadership-community-service.docx
+++ b/files/leadership-community-service.docx
@@ -1396,7 +1396,7 @@
           <w:sz w:val="24"/>
           <w:szCs w:val="24"/>
         </w:rPr>
-        <w:t>Mentor</w:t>
+        <w:t>STEM Pen Pal and Mentor</w:t>
       </w:r>
     </w:p>
     <w:p>
@@ -1418,7 +1418,39 @@
           <w:sz w:val="24"/>
           <w:szCs w:val="24"/>
         </w:rPr>
-        <w:t>ACS Division of Biochemical Technology (BIOT) Mentorship Program</w:t>
+        <w:t xml:space="preserve">Letters to a </w:t>
+      </w:r>
+      <w:proofErr w:type="gramStart"/>
+      <w:r>
+        <w:rPr>
+          <w:rFonts w:ascii="Times New Roman" w:eastAsia="Times New Roman" w:hAnsi="Times New Roman" w:cs="Times New Roman"/>
+          <w:b/>
+          <w:bCs/>
+          <w:i/>
+          <w:iCs/>
+          <w:sz w:val="24"/>
+          <w:szCs w:val="24"/>
+        </w:rPr>
+        <w:t>Pre-Scientist</w:t>
+      </w:r>
+      <w:proofErr w:type="gramEnd"/>
+      <w:r>
+        <w:rPr>
+          <w:rFonts w:ascii="Times New Roman" w:eastAsia="Times New Roman" w:hAnsi="Times New Roman" w:cs="Times New Roman"/>
+          <w:b/>
+          <w:bCs/>
+          <w:sz w:val="24"/>
+          <w:szCs w:val="24"/>
+        </w:rPr>
+        <w:t xml:space="preserve"> | </w:t>
+      </w:r>
+      <w:r>
+        <w:rPr>
+          <w:rFonts w:ascii="Times New Roman" w:eastAsia="Times New Roman" w:hAnsi="Times New Roman" w:cs="Times New Roman"/>
+          <w:sz w:val="24"/>
+          <w:szCs w:val="24"/>
+        </w:rPr>
+        <w:t>September</w:t>
       </w:r>
       <w:r>
         <w:rPr>
@@ -1436,25 +1468,7 @@
           <w:sz w:val="24"/>
           <w:szCs w:val="24"/>
         </w:rPr>
-        <w:t>|</w:t>
-      </w:r>
-      <w:r>
-        <w:rPr>
-          <w:rFonts w:ascii="Times New Roman" w:eastAsia="Times New Roman" w:hAnsi="Times New Roman" w:cs="Times New Roman"/>
-          <w:b/>
-          <w:bCs/>
-          <w:sz w:val="24"/>
-          <w:szCs w:val="24"/>
-        </w:rPr>
-        <w:t xml:space="preserve"> </w:t>
-      </w:r>
-      <w:r>
-        <w:rPr>
-          <w:rFonts w:ascii="Times New Roman" w:eastAsia="Times New Roman" w:hAnsi="Times New Roman" w:cs="Times New Roman"/>
-          <w:sz w:val="24"/>
-          <w:szCs w:val="24"/>
-        </w:rPr>
-        <w:t>August 2026–Present</w:t>
+        <w:t>2026–Present</w:t>
       </w:r>
     </w:p>
     <w:p>
@@ -1472,7 +1486,7 @@
           <w:sz w:val="24"/>
           <w:szCs w:val="24"/>
         </w:rPr>
-        <w:t>Selected as a mentor in the ACS Division of Biochemical Technology (BIOT) Mentorship Program. Provide ongoing professional mentorship to a fellow scientist through monthly conversations focused on career development, skills, experiences, and navigating professional growth within the field.</w:t>
+        <w:t>Selected and matched with a middle-school student after completing the program’s required STEM professional training. Participate in structured, themed correspondence integrated into classroom activities, translating my doctoral research and experiences as a scientist into accessible, student-centered language while providing individualized STEM mentorship and helping broaden the student’s understanding of STEM professionals and career possibilities.</w:t>
       </w:r>
     </w:p>
     <w:p>
@@ -1497,7 +1511,7 @@
           <w:sz w:val="24"/>
           <w:szCs w:val="24"/>
         </w:rPr>
-        <w:t>Conference Volunteer</w:t>
+        <w:t>Mentor</w:t>
       </w:r>
     </w:p>
     <w:p>
@@ -1509,7 +1523,6 @@
           <w:szCs w:val="24"/>
         </w:rPr>
       </w:pPr>
-      <w:proofErr w:type="spellStart"/>
       <w:r>
         <w:rPr>
           <w:rFonts w:ascii="Times New Roman" w:eastAsia="Times New Roman" w:hAnsi="Times New Roman" w:cs="Times New Roman"/>
@@ -1520,28 +1533,43 @@
           <w:sz w:val="24"/>
           <w:szCs w:val="24"/>
         </w:rPr>
-        <w:t>SciX</w:t>
-      </w:r>
-      <w:proofErr w:type="spellEnd"/>
-      <w:r>
-        <w:rPr>
-          <w:rFonts w:ascii="Times New Roman" w:eastAsia="Times New Roman" w:hAnsi="Times New Roman" w:cs="Times New Roman"/>
-          <w:b/>
-          <w:bCs/>
-          <w:i/>
-          <w:iCs/>
-          <w:sz w:val="24"/>
-          <w:szCs w:val="24"/>
-        </w:rPr>
-        <w:t xml:space="preserve"> 2026 Conference | Sparks, NV, USA | </w:t>
-      </w:r>
-      <w:r>
-        <w:rPr>
-          <w:rFonts w:ascii="Times New Roman" w:eastAsia="Times New Roman" w:hAnsi="Times New Roman" w:cs="Times New Roman"/>
-          <w:sz w:val="24"/>
-          <w:szCs w:val="24"/>
-        </w:rPr>
-        <w:t>October 4–9, 2026</w:t>
+        <w:t>ACS Division of Biochemical Technology (BIOT) Mentorship Program</w:t>
+      </w:r>
+      <w:r>
+        <w:rPr>
+          <w:rFonts w:ascii="Times New Roman" w:eastAsia="Times New Roman" w:hAnsi="Times New Roman" w:cs="Times New Roman"/>
+          <w:b/>
+          <w:bCs/>
+          <w:sz w:val="24"/>
+          <w:szCs w:val="24"/>
+        </w:rPr>
+        <w:t xml:space="preserve"> </w:t>
+      </w:r>
+      <w:r>
+        <w:rPr>
+          <w:rFonts w:ascii="Times New Roman" w:eastAsia="Times New Roman" w:hAnsi="Times New Roman" w:cs="Times New Roman"/>
+          <w:sz w:val="24"/>
+          <w:szCs w:val="24"/>
+        </w:rPr>
+        <w:t>|</w:t>
+      </w:r>
+      <w:r>
+        <w:rPr>
+          <w:rFonts w:ascii="Times New Roman" w:eastAsia="Times New Roman" w:hAnsi="Times New Roman" w:cs="Times New Roman"/>
+          <w:b/>
+          <w:bCs/>
+          <w:sz w:val="24"/>
+          <w:szCs w:val="24"/>
+        </w:rPr>
+        <w:t xml:space="preserve"> </w:t>
+      </w:r>
+      <w:r>
+        <w:rPr>
+          <w:rFonts w:ascii="Times New Roman" w:eastAsia="Times New Roman" w:hAnsi="Times New Roman" w:cs="Times New Roman"/>
+          <w:sz w:val="24"/>
+          <w:szCs w:val="24"/>
+        </w:rPr>
+        <w:t>August 2026–Present</w:t>
       </w:r>
     </w:p>
     <w:p>
@@ -1559,25 +1587,7 @@
           <w:sz w:val="24"/>
           <w:szCs w:val="24"/>
         </w:rPr>
-        <w:t xml:space="preserve">Selected to volunteer in support of conference operations and attendee engagement at the 2026 </w:t>
-      </w:r>
-      <w:proofErr w:type="spellStart"/>
-      <w:r>
-        <w:rPr>
-          <w:rFonts w:ascii="Times New Roman" w:eastAsia="Times New Roman" w:hAnsi="Times New Roman" w:cs="Times New Roman"/>
-          <w:sz w:val="24"/>
-          <w:szCs w:val="24"/>
-        </w:rPr>
-        <w:t>SciX</w:t>
-      </w:r>
-      <w:proofErr w:type="spellEnd"/>
-      <w:r>
-        <w:rPr>
-          <w:rFonts w:ascii="Times New Roman" w:eastAsia="Times New Roman" w:hAnsi="Times New Roman" w:cs="Times New Roman"/>
-          <w:sz w:val="24"/>
-          <w:szCs w:val="24"/>
-        </w:rPr>
-        <w:t xml:space="preserve"> Conference. Contributed to the successful execution of the scientific meeting while supporting the professional community in analytical chemistry and related disciplines.</w:t>
+        <w:t>Selected as a mentor in the ACS Division of Biochemical Technology (BIOT) Mentorship Program. Provide ongoing professional mentorship to a fellow scientist through monthly conversations focused on career development, skills, experiences, and navigating professional growth within the field.</w:t>
       </w:r>
     </w:p>
     <w:p>
@@ -1614,6 +1624,7 @@
           <w:szCs w:val="24"/>
         </w:rPr>
       </w:pPr>
+      <w:proofErr w:type="spellStart"/>
       <w:r>
         <w:rPr>
           <w:rFonts w:ascii="Times New Roman" w:eastAsia="Times New Roman" w:hAnsi="Times New Roman" w:cs="Times New Roman"/>
@@ -1624,15 +1635,28 @@
           <w:sz w:val="24"/>
           <w:szCs w:val="24"/>
         </w:rPr>
-        <w:t xml:space="preserve">SERMACS/SWRM 2025 – American Chemical Society | Orlando, FL, USA | </w:t>
-      </w:r>
-      <w:r>
-        <w:rPr>
-          <w:rFonts w:ascii="Times New Roman" w:eastAsia="Times New Roman" w:hAnsi="Times New Roman" w:cs="Times New Roman"/>
-          <w:sz w:val="24"/>
-          <w:szCs w:val="24"/>
-        </w:rPr>
-        <w:t>October 26–29, 2025</w:t>
+        <w:t>SciX</w:t>
+      </w:r>
+      <w:proofErr w:type="spellEnd"/>
+      <w:r>
+        <w:rPr>
+          <w:rFonts w:ascii="Times New Roman" w:eastAsia="Times New Roman" w:hAnsi="Times New Roman" w:cs="Times New Roman"/>
+          <w:b/>
+          <w:bCs/>
+          <w:i/>
+          <w:iCs/>
+          <w:sz w:val="24"/>
+          <w:szCs w:val="24"/>
+        </w:rPr>
+        <w:t xml:space="preserve"> 2026 Conference | Sparks, NV, USA | </w:t>
+      </w:r>
+      <w:r>
+        <w:rPr>
+          <w:rFonts w:ascii="Times New Roman" w:eastAsia="Times New Roman" w:hAnsi="Times New Roman" w:cs="Times New Roman"/>
+          <w:sz w:val="24"/>
+          <w:szCs w:val="24"/>
+        </w:rPr>
+        <w:t>October 4–9, 2026</w:t>
       </w:r>
     </w:p>
     <w:p>
@@ -1640,21 +1664,35 @@
         <w:shd w:val="clear" w:color="auto" w:fill="FFFFFF"/>
         <w:rPr>
           <w:rFonts w:ascii="Times New Roman" w:eastAsia="Times New Roman" w:hAnsi="Times New Roman" w:cs="Times New Roman"/>
-          <w:b/>
-          <w:bCs/>
-          <w:i/>
-          <w:iCs/>
-          <w:sz w:val="24"/>
-          <w:szCs w:val="24"/>
-        </w:rPr>
-      </w:pPr>
-      <w:r>
-        <w:rPr>
-          <w:rFonts w:ascii="Times New Roman" w:eastAsia="Times New Roman" w:hAnsi="Times New Roman" w:cs="Times New Roman"/>
-          <w:sz w:val="24"/>
-          <w:szCs w:val="24"/>
-        </w:rPr>
-        <w:t>Volunteered in support of on-site conference operations and event activities at the SERMACS/SWRM 2025 conference. Worked alongside conference leadership and organizing staff to support the successful execution of the scientific meeting, gaining direct experience in the coordination and delivery of a major regional scientific conference.</w:t>
+          <w:sz w:val="24"/>
+          <w:szCs w:val="24"/>
+        </w:rPr>
+      </w:pPr>
+      <w:r>
+        <w:rPr>
+          <w:rFonts w:ascii="Times New Roman" w:eastAsia="Times New Roman" w:hAnsi="Times New Roman" w:cs="Times New Roman"/>
+          <w:sz w:val="24"/>
+          <w:szCs w:val="24"/>
+        </w:rPr>
+        <w:t xml:space="preserve">Selected to volunteer in support of conference operations and attendee engagement at the 2026 </w:t>
+      </w:r>
+      <w:proofErr w:type="spellStart"/>
+      <w:r>
+        <w:rPr>
+          <w:rFonts w:ascii="Times New Roman" w:eastAsia="Times New Roman" w:hAnsi="Times New Roman" w:cs="Times New Roman"/>
+          <w:sz w:val="24"/>
+          <w:szCs w:val="24"/>
+        </w:rPr>
+        <w:t>SciX</w:t>
+      </w:r>
+      <w:proofErr w:type="spellEnd"/>
+      <w:r>
+        <w:rPr>
+          <w:rFonts w:ascii="Times New Roman" w:eastAsia="Times New Roman" w:hAnsi="Times New Roman" w:cs="Times New Roman"/>
+          <w:sz w:val="24"/>
+          <w:szCs w:val="24"/>
+        </w:rPr>
+        <w:t xml:space="preserve"> Conference. Contributed to the successful execution of the scientific meeting while supporting the professional community in analytical chemistry and related disciplines.</w:t>
       </w:r>
     </w:p>
     <w:p>
@@ -1676,6 +1714,83 @@
           <w:rFonts w:ascii="Times New Roman" w:eastAsia="Times New Roman" w:hAnsi="Times New Roman" w:cs="Times New Roman"/>
           <w:b/>
           <w:bCs/>
+          <w:sz w:val="24"/>
+          <w:szCs w:val="24"/>
+        </w:rPr>
+        <w:t>Conference Volunteer</w:t>
+      </w:r>
+    </w:p>
+    <w:p>
+      <w:pPr>
+        <w:shd w:val="clear" w:color="auto" w:fill="FFFFFF"/>
+        <w:rPr>
+          <w:rFonts w:ascii="Times New Roman" w:eastAsia="Times New Roman" w:hAnsi="Times New Roman" w:cs="Times New Roman"/>
+          <w:sz w:val="24"/>
+          <w:szCs w:val="24"/>
+        </w:rPr>
+      </w:pPr>
+      <w:r>
+        <w:rPr>
+          <w:rFonts w:ascii="Times New Roman" w:eastAsia="Times New Roman" w:hAnsi="Times New Roman" w:cs="Times New Roman"/>
+          <w:b/>
+          <w:bCs/>
+          <w:i/>
+          <w:iCs/>
+          <w:sz w:val="24"/>
+          <w:szCs w:val="24"/>
+        </w:rPr>
+        <w:t xml:space="preserve">SERMACS/SWRM 2025 – American Chemical Society | Orlando, FL, USA | </w:t>
+      </w:r>
+      <w:r>
+        <w:rPr>
+          <w:rFonts w:ascii="Times New Roman" w:eastAsia="Times New Roman" w:hAnsi="Times New Roman" w:cs="Times New Roman"/>
+          <w:sz w:val="24"/>
+          <w:szCs w:val="24"/>
+        </w:rPr>
+        <w:t>October 26–29, 2025</w:t>
+      </w:r>
+    </w:p>
+    <w:p>
+      <w:pPr>
+        <w:shd w:val="clear" w:color="auto" w:fill="FFFFFF"/>
+        <w:rPr>
+          <w:rFonts w:ascii="Times New Roman" w:eastAsia="Times New Roman" w:hAnsi="Times New Roman" w:cs="Times New Roman"/>
+          <w:b/>
+          <w:bCs/>
+          <w:i/>
+          <w:iCs/>
+          <w:sz w:val="24"/>
+          <w:szCs w:val="24"/>
+        </w:rPr>
+      </w:pPr>
+      <w:r>
+        <w:rPr>
+          <w:rFonts w:ascii="Times New Roman" w:eastAsia="Times New Roman" w:hAnsi="Times New Roman" w:cs="Times New Roman"/>
+          <w:sz w:val="24"/>
+          <w:szCs w:val="24"/>
+        </w:rPr>
+        <w:t>Volunteered in support of on-site conference operations and event activities at the SERMACS/SWRM 2025 conference. Worked alongside conference leadership and organizing staff to support the successful execution of the scientific meeting, gaining direct experience in the coordination and delivery of a major regional scientific conference.</w:t>
+      </w:r>
+    </w:p>
+    <w:p>
+      <w:pPr>
+        <w:numPr>
+          <w:ilvl w:val="0"/>
+          <w:numId w:val="19"/>
+        </w:numPr>
+        <w:shd w:val="clear" w:color="auto" w:fill="FFFFFF"/>
+        <w:ind w:left="360"/>
+        <w:rPr>
+          <w:rFonts w:ascii="Times New Roman" w:eastAsia="Times New Roman" w:hAnsi="Times New Roman" w:cs="Times New Roman"/>
+          <w:sz w:val="24"/>
+          <w:szCs w:val="24"/>
+        </w:rPr>
+      </w:pPr>
+      <w:r>
+        <w:rPr>
+          <w:rFonts w:ascii="Times New Roman" w:eastAsia="Times New Roman" w:hAnsi="Times New Roman" w:cs="Times New Roman"/>
+          <w:b/>
+          <w:bCs/>
           <w:i/>
           <w:iCs/>
           <w:sz w:val="24"/>
@@ -1857,6 +1972,7 @@
           <w:sz w:val="24"/>
           <w:szCs w:val="24"/>
         </w:rPr>
+        <w:lastRenderedPageBreak/>
         <w:t>UGA Science Olympiad &amp; CURO</w:t>
       </w:r>
       <w:r>
@@ -1989,16 +2105,7 @@
           <w:sz w:val="24"/>
           <w:szCs w:val="24"/>
         </w:rPr>
-        <w:t xml:space="preserve">Serve as a member of the OGE Scholarship Committee, contributing to the review and evaluation of scholarship applications for University of Georgia students. Participate in the </w:t>
-      </w:r>
-      <w:r>
-        <w:rPr>
-          <w:rFonts w:ascii="Times New Roman" w:eastAsia="Times New Roman" w:hAnsi="Times New Roman" w:cs="Times New Roman"/>
-          <w:sz w:val="24"/>
-          <w:szCs w:val="24"/>
-        </w:rPr>
-        <w:lastRenderedPageBreak/>
-        <w:t xml:space="preserve">assessment of student essays and application materials for OGE scholarship programs, supporting a competitive selection process and helping expand educational and international opportunities for students. </w:t>
+        <w:t xml:space="preserve">Serve as a member of the OGE Scholarship Committee, contributing to the review and evaluation of scholarship applications for University of Georgia students. Participate in the assessment of student essays and application materials for OGE scholarship programs, supporting a competitive selection process and helping expand educational and international opportunities for students. </w:t>
       </w:r>
     </w:p>
     <w:p>
@@ -2954,7 +3061,6 @@
           <w:sz w:val="24"/>
           <w:szCs w:val="24"/>
         </w:rPr>
-        <w:lastRenderedPageBreak/>
         <w:t>Reviewer</w:t>
       </w:r>
       <w:r>
@@ -5458,6 +5564,119 @@
     </w:lvl>
   </w:abstractNum>
   <w:abstractNum w:abstractNumId="15" w15:restartNumberingAfterBreak="0">
+    <w:nsid w:val="31066BAE"/>
+    <w:multiLevelType w:val="hybridMultilevel"/>
+    <w:tmpl w:val="643CCEEE"/>
+    <w:lvl w:ilvl="0" w:tplc="04090001">
+      <w:start w:val="1"/>
+      <w:numFmt w:val="bullet"/>
+      <w:lvlText w:val=""/>
+      <w:lvlJc w:val="left"/>
+      <w:pPr>
+        <w:ind w:left="720" w:hanging="360"/>
+      </w:pPr>
+      <w:rPr>
+        <w:rFonts w:ascii="Symbol" w:hAnsi="Symbol" w:hint="default"/>
+      </w:rPr>
+    </w:lvl>
+    <w:lvl w:ilvl="1" w:tplc="04090003" w:tentative="1">
+      <w:start w:val="1"/>
+      <w:numFmt w:val="bullet"/>
+      <w:lvlText w:val="o"/>
+      <w:lvlJc w:val="left"/>
+      <w:pPr>
+        <w:ind w:left="1440" w:hanging="360"/>
+      </w:pPr>
+      <w:rPr>
+        <w:rFonts w:ascii="Courier New" w:hAnsi="Courier New" w:cs="Courier New" w:hint="default"/>
+      </w:rPr>
+    </w:lvl>
+    <w:lvl w:ilvl="2" w:tplc="04090005" w:tentative="1">
+      <w:start w:val="1"/>
+      <w:numFmt w:val="bullet"/>
+      <w:lvlText w:val=""/>
+      <w:lvlJc w:val="left"/>
+      <w:pPr>
+        <w:ind w:left="2160" w:hanging="360"/>
+      </w:pPr>
+      <w:rPr>
+        <w:rFonts w:ascii="Wingdings" w:hAnsi="Wingdings" w:hint="default"/>
+      </w:rPr>
+    </w:lvl>
+    <w:lvl w:ilvl="3" w:tplc="04090001" w:tentative="1">
+      <w:start w:val="1"/>
+      <w:numFmt w:val="bullet"/>
+      <w:lvlText w:val=""/>
+      <w:lvlJc w:val="left"/>
+      <w:pPr>
+        <w:ind w:left="2880" w:hanging="360"/>
+      </w:pPr>
+      <w:rPr>
+        <w:rFonts w:ascii="Symbol" w:hAnsi="Symbol" w:hint="default"/>
+      </w:rPr>
+    </w:lvl>
+    <w:lvl w:ilvl="4" w:tplc="04090003" w:tentative="1">
+      <w:start w:val="1"/>
+      <w:numFmt w:val="bullet"/>
+      <w:lvlText w:val="o"/>
+      <w:lvlJc w:val="left"/>
+      <w:pPr>
+        <w:ind w:left="3600" w:hanging="360"/>
+      </w:pPr>
+      <w:rPr>
+        <w:rFonts w:ascii="Courier New" w:hAnsi="Courier New" w:cs="Courier New" w:hint="default"/>
+      </w:rPr>
+    </w:lvl>
+    <w:lvl w:ilvl="5" w:tplc="04090005" w:tentative="1">
+      <w:start w:val="1"/>
+      <w:numFmt w:val="bullet"/>
+      <w:lvlText w:val=""/>
+      <w:lvlJc w:val="left"/>
+      <w:pPr>
+        <w:ind w:left="4320" w:hanging="360"/>
+      </w:pPr>
+      <w:rPr>
+        <w:rFonts w:ascii="Wingdings" w:hAnsi="Wingdings" w:hint="default"/>
+      </w:rPr>
+    </w:lvl>
+    <w:lvl w:ilvl="6" w:tplc="04090001" w:tentative="1">
+      <w:start w:val="1"/>
+      <w:numFmt w:val="bullet"/>
+      <w:lvlText w:val=""/>
+      <w:lvlJc w:val="left"/>
+      <w:pPr>
+        <w:ind w:left="5040" w:hanging="360"/>
+      </w:pPr>
+      <w:rPr>
+        <w:rFonts w:ascii="Symbol" w:hAnsi="Symbol" w:hint="default"/>
+      </w:rPr>
+    </w:lvl>
+    <w:lvl w:ilvl="7" w:tplc="04090003" w:tentative="1">
+      <w:start w:val="1"/>
+      <w:numFmt w:val="bullet"/>
+      <w:lvlText w:val="o"/>
+      <w:lvlJc w:val="left"/>
+      <w:pPr>
+        <w:ind w:left="5760" w:hanging="360"/>
+      </w:pPr>
+      <w:rPr>
+        <w:rFonts w:ascii="Courier New" w:hAnsi="Courier New" w:cs="Courier New" w:hint="default"/>
+      </w:rPr>
+    </w:lvl>
+    <w:lvl w:ilvl="8" w:tplc="04090005" w:tentative="1">
+      <w:start w:val="1"/>
+      <w:numFmt w:val="bullet"/>
+      <w:lvlText w:val=""/>
+      <w:lvlJc w:val="left"/>
+      <w:pPr>
+        <w:ind w:left="6480" w:hanging="360"/>
+      </w:pPr>
+      <w:rPr>
+        <w:rFonts w:ascii="Wingdings" w:hAnsi="Wingdings" w:hint="default"/>
+      </w:rPr>
+    </w:lvl>
+  </w:abstractNum>
+  <w:abstractNum w:abstractNumId="16" w15:restartNumberingAfterBreak="0">
     <w:nsid w:val="31F54054"/>
     <w:multiLevelType w:val="multilevel"/>
     <w:tmpl w:val="0EFC40FE"/>
@@ -5579,7 +5798,7 @@
       </w:rPr>
     </w:lvl>
   </w:abstractNum>
-  <w:abstractNum w:abstractNumId="16" w15:restartNumberingAfterBreak="0">
+  <w:abstractNum w:abstractNumId="17" w15:restartNumberingAfterBreak="0">
     <w:nsid w:val="343A5F2C"/>
     <w:multiLevelType w:val="multilevel"/>
     <w:tmpl w:val="CD04C0DE"/>
@@ -5701,7 +5920,7 @@
       </w:rPr>
     </w:lvl>
   </w:abstractNum>
-  <w:abstractNum w:abstractNumId="17" w15:restartNumberingAfterBreak="0">
+  <w:abstractNum w:abstractNumId="18" w15:restartNumberingAfterBreak="0">
     <w:nsid w:val="3BA90125"/>
     <w:multiLevelType w:val="multilevel"/>
     <w:tmpl w:val="2996D5E4"/>
@@ -5823,7 +6042,7 @@
       </w:rPr>
     </w:lvl>
   </w:abstractNum>
-  <w:abstractNum w:abstractNumId="18" w15:restartNumberingAfterBreak="0">
+  <w:abstractNum w:abstractNumId="19" w15:restartNumberingAfterBreak="0">
     <w:nsid w:val="3DA3565D"/>
     <w:multiLevelType w:val="multilevel"/>
     <w:tmpl w:val="DB141F32"/>
@@ -5945,7 +6164,7 @@
       </w:rPr>
     </w:lvl>
   </w:abstractNum>
-  <w:abstractNum w:abstractNumId="19" w15:restartNumberingAfterBreak="0">
+  <w:abstractNum w:abstractNumId="20" w15:restartNumberingAfterBreak="0">
     <w:nsid w:val="4303108F"/>
     <w:multiLevelType w:val="multilevel"/>
     <w:tmpl w:val="DB54C4BA"/>
@@ -6067,7 +6286,7 @@
       </w:rPr>
     </w:lvl>
   </w:abstractNum>
-  <w:abstractNum w:abstractNumId="20" w15:restartNumberingAfterBreak="0">
+  <w:abstractNum w:abstractNumId="21" w15:restartNumberingAfterBreak="0">
     <w:nsid w:val="43501694"/>
     <w:multiLevelType w:val="multilevel"/>
     <w:tmpl w:val="9C749E48"/>
@@ -6189,7 +6408,7 @@
       </w:rPr>
     </w:lvl>
   </w:abstractNum>
-  <w:abstractNum w:abstractNumId="21" w15:restartNumberingAfterBreak="0">
+  <w:abstractNum w:abstractNumId="22" w15:restartNumberingAfterBreak="0">
     <w:nsid w:val="48220164"/>
     <w:multiLevelType w:val="multilevel"/>
     <w:tmpl w:val="1DF0E53C"/>
@@ -6311,7 +6530,7 @@
       </w:rPr>
     </w:lvl>
   </w:abstractNum>
-  <w:abstractNum w:abstractNumId="22" w15:restartNumberingAfterBreak="0">
+  <w:abstractNum w:abstractNumId="23" w15:restartNumberingAfterBreak="0">
     <w:nsid w:val="50AB7882"/>
     <w:multiLevelType w:val="multilevel"/>
     <w:tmpl w:val="EB98D878"/>
@@ -6433,7 +6652,7 @@
       </w:rPr>
     </w:lvl>
   </w:abstractNum>
-  <w:abstractNum w:abstractNumId="23" w15:restartNumberingAfterBreak="0">
+  <w:abstractNum w:abstractNumId="24" w15:restartNumberingAfterBreak="0">
     <w:nsid w:val="52ED16E1"/>
     <w:multiLevelType w:val="multilevel"/>
     <w:tmpl w:val="E0DCFE2E"/>
@@ -6555,7 +6774,7 @@
       </w:rPr>
     </w:lvl>
   </w:abstractNum>
-  <w:abstractNum w:abstractNumId="24" w15:restartNumberingAfterBreak="0">
+  <w:abstractNum w:abstractNumId="25" w15:restartNumberingAfterBreak="0">
     <w:nsid w:val="62BF1385"/>
     <w:multiLevelType w:val="multilevel"/>
     <w:tmpl w:val="FE686608"/>
@@ -6677,7 +6896,7 @@
       </w:rPr>
     </w:lvl>
   </w:abstractNum>
-  <w:abstractNum w:abstractNumId="25" w15:restartNumberingAfterBreak="0">
+  <w:abstractNum w:abstractNumId="26" w15:restartNumberingAfterBreak="0">
     <w:nsid w:val="6AA87CD4"/>
     <w:multiLevelType w:val="multilevel"/>
     <w:tmpl w:val="6388BA60"/>
@@ -6799,7 +7018,7 @@
       </w:rPr>
     </w:lvl>
   </w:abstractNum>
-  <w:abstractNum w:abstractNumId="26" w15:restartNumberingAfterBreak="0">
+  <w:abstractNum w:abstractNumId="27" w15:restartNumberingAfterBreak="0">
     <w:nsid w:val="6BAF661B"/>
     <w:multiLevelType w:val="multilevel"/>
     <w:tmpl w:val="B6F2084E"/>
@@ -6921,7 +7140,7 @@
       </w:rPr>
     </w:lvl>
   </w:abstractNum>
-  <w:abstractNum w:abstractNumId="27" w15:restartNumberingAfterBreak="0">
+  <w:abstractNum w:abstractNumId="28" w15:restartNumberingAfterBreak="0">
     <w:nsid w:val="6D8855BB"/>
     <w:multiLevelType w:val="multilevel"/>
     <w:tmpl w:val="56E88C66"/>
@@ -7043,7 +7262,7 @@
       </w:rPr>
     </w:lvl>
   </w:abstractNum>
-  <w:abstractNum w:abstractNumId="28" w15:restartNumberingAfterBreak="0">
+  <w:abstractNum w:abstractNumId="29" w15:restartNumberingAfterBreak="0">
     <w:nsid w:val="7B7757C1"/>
     <w:multiLevelType w:val="multilevel"/>
     <w:tmpl w:val="BBF438C2"/>
@@ -7165,7 +7384,7 @@
       </w:rPr>
     </w:lvl>
   </w:abstractNum>
-  <w:abstractNum w:abstractNumId="29" w15:restartNumberingAfterBreak="0">
+  <w:abstractNum w:abstractNumId="30" w15:restartNumberingAfterBreak="0">
     <w:nsid w:val="7BF3637C"/>
     <w:multiLevelType w:val="multilevel"/>
     <w:tmpl w:val="C9927BD8"/>
@@ -7287,7 +7506,7 @@
       </w:rPr>
     </w:lvl>
   </w:abstractNum>
-  <w:abstractNum w:abstractNumId="30" w15:restartNumberingAfterBreak="0">
+  <w:abstractNum w:abstractNumId="31" w15:restartNumberingAfterBreak="0">
     <w:nsid w:val="7EB41655"/>
     <w:multiLevelType w:val="multilevel"/>
     <w:tmpl w:val="05D88C30"/>
@@ -7409,7 +7628,7 @@
       </w:rPr>
     </w:lvl>
   </w:abstractNum>
-  <w:abstractNum w:abstractNumId="31" w15:restartNumberingAfterBreak="0">
+  <w:abstractNum w:abstractNumId="32" w15:restartNumberingAfterBreak="0">
     <w:nsid w:val="7EBE0A8C"/>
     <w:multiLevelType w:val="multilevel"/>
     <w:tmpl w:val="BE2AD224"/>
@@ -7531,7 +7750,7 @@
       </w:rPr>
     </w:lvl>
   </w:abstractNum>
-  <w:abstractNum w:abstractNumId="32" w15:restartNumberingAfterBreak="0">
+  <w:abstractNum w:abstractNumId="33" w15:restartNumberingAfterBreak="0">
     <w:nsid w:val="7FA9446C"/>
     <w:multiLevelType w:val="multilevel"/>
     <w:tmpl w:val="281C3E88"/>
@@ -7657,34 +7876,34 @@
     <w:abstractNumId w:val="14"/>
   </w:num>
   <w:num w:numId="2" w16cid:durableId="1697653795">
-    <w:abstractNumId w:val="22"/>
+    <w:abstractNumId w:val="23"/>
   </w:num>
   <w:num w:numId="3" w16cid:durableId="1656369808">
-    <w:abstractNumId w:val="28"/>
+    <w:abstractNumId w:val="29"/>
   </w:num>
   <w:num w:numId="4" w16cid:durableId="1387535136">
     <w:abstractNumId w:val="3"/>
   </w:num>
   <w:num w:numId="5" w16cid:durableId="181601523">
-    <w:abstractNumId w:val="24"/>
+    <w:abstractNumId w:val="25"/>
   </w:num>
   <w:num w:numId="6" w16cid:durableId="110125635">
-    <w:abstractNumId w:val="20"/>
+    <w:abstractNumId w:val="21"/>
   </w:num>
   <w:num w:numId="7" w16cid:durableId="1447656800">
-    <w:abstractNumId w:val="16"/>
+    <w:abstractNumId w:val="17"/>
   </w:num>
   <w:num w:numId="8" w16cid:durableId="497691031">
-    <w:abstractNumId w:val="18"/>
+    <w:abstractNumId w:val="19"/>
   </w:num>
   <w:num w:numId="9" w16cid:durableId="1570726325">
-    <w:abstractNumId w:val="21"/>
+    <w:abstractNumId w:val="22"/>
   </w:num>
   <w:num w:numId="10" w16cid:durableId="843011414">
-    <w:abstractNumId w:val="26"/>
+    <w:abstractNumId w:val="27"/>
   </w:num>
   <w:num w:numId="11" w16cid:durableId="578176921">
-    <w:abstractNumId w:val="29"/>
+    <w:abstractNumId w:val="30"/>
   </w:num>
   <w:num w:numId="12" w16cid:durableId="337076194">
     <w:abstractNumId w:val="10"/>
@@ -7693,10 +7912,10 @@
     <w:abstractNumId w:val="8"/>
   </w:num>
   <w:num w:numId="14" w16cid:durableId="1237593218">
-    <w:abstractNumId w:val="31"/>
+    <w:abstractNumId w:val="32"/>
   </w:num>
   <w:num w:numId="15" w16cid:durableId="1611739190">
-    <w:abstractNumId w:val="32"/>
+    <w:abstractNumId w:val="33"/>
   </w:num>
   <w:num w:numId="16" w16cid:durableId="1022826085">
     <w:abstractNumId w:val="1"/>
@@ -7708,13 +7927,13 @@
     <w:abstractNumId w:val="6"/>
   </w:num>
   <w:num w:numId="19" w16cid:durableId="467624286">
-    <w:abstractNumId w:val="15"/>
+    <w:abstractNumId w:val="16"/>
   </w:num>
   <w:num w:numId="20" w16cid:durableId="644430249">
-    <w:abstractNumId w:val="30"/>
+    <w:abstractNumId w:val="31"/>
   </w:num>
   <w:num w:numId="21" w16cid:durableId="450167355">
-    <w:abstractNumId w:val="23"/>
+    <w:abstractNumId w:val="24"/>
   </w:num>
   <w:num w:numId="22" w16cid:durableId="223637762">
     <w:abstractNumId w:val="7"/>
@@ -7723,10 +7942,10 @@
     <w:abstractNumId w:val="13"/>
   </w:num>
   <w:num w:numId="24" w16cid:durableId="1449885448">
-    <w:abstractNumId w:val="27"/>
+    <w:abstractNumId w:val="28"/>
   </w:num>
   <w:num w:numId="25" w16cid:durableId="1284188276">
-    <w:abstractNumId w:val="19"/>
+    <w:abstractNumId w:val="20"/>
   </w:num>
   <w:num w:numId="26" w16cid:durableId="1333290013">
     <w:abstractNumId w:val="0"/>
@@ -7741,16 +7960,19 @@
     <w:abstractNumId w:val="9"/>
   </w:num>
   <w:num w:numId="30" w16cid:durableId="1214659661">
-    <w:abstractNumId w:val="17"/>
+    <w:abstractNumId w:val="18"/>
   </w:num>
   <w:num w:numId="31" w16cid:durableId="1741556317">
-    <w:abstractNumId w:val="25"/>
+    <w:abstractNumId w:val="26"/>
   </w:num>
   <w:num w:numId="32" w16cid:durableId="370737863">
     <w:abstractNumId w:val="2"/>
   </w:num>
   <w:num w:numId="33" w16cid:durableId="471793939">
     <w:abstractNumId w:val="5"/>
+  </w:num>
+  <w:num w:numId="34" w16cid:durableId="882139590">
+    <w:abstractNumId w:val="15"/>
   </w:num>
 </w:numbering>
 </file>
@@ -8153,7 +8375,7 @@
   <w:style w:type="paragraph" w:default="1" w:styleId="Normal">
     <w:name w:val="Normal"/>
     <w:qFormat/>
-    <w:rsid w:val="00274E14"/>
+    <w:rsid w:val="008F3DF9"/>
   </w:style>
   <w:style w:type="paragraph" w:styleId="Heading1">
     <w:name w:val="heading 1"/>

--- a/files/leadership-community-service.docx
+++ b/files/leadership-community-service.docx
@@ -142,33 +142,7 @@
           <w:sz w:val="24"/>
           <w:szCs w:val="24"/>
         </w:rPr>
-        <w:t>Society for Redox Biology and Medicine (</w:t>
-      </w:r>
-      <w:proofErr w:type="spellStart"/>
-      <w:r>
-        <w:rPr>
-          <w:rFonts w:ascii="Times New Roman" w:eastAsia="Times New Roman" w:hAnsi="Times New Roman" w:cs="Times New Roman"/>
-          <w:b/>
-          <w:bCs/>
-          <w:i/>
-          <w:iCs/>
-          <w:sz w:val="24"/>
-          <w:szCs w:val="24"/>
-        </w:rPr>
-        <w:t>SfRBM</w:t>
-      </w:r>
-      <w:proofErr w:type="spellEnd"/>
-      <w:r>
-        <w:rPr>
-          <w:rFonts w:ascii="Times New Roman" w:eastAsia="Times New Roman" w:hAnsi="Times New Roman" w:cs="Times New Roman"/>
-          <w:b/>
-          <w:bCs/>
-          <w:i/>
-          <w:iCs/>
-          <w:sz w:val="24"/>
-          <w:szCs w:val="24"/>
-        </w:rPr>
-        <w:t>)</w:t>
+        <w:t>Society for Redox Biology and Medicine (SfRBM)</w:t>
       </w:r>
       <w:r>
         <w:rPr>
@@ -194,25 +168,7 @@
           <w:sz w:val="24"/>
           <w:szCs w:val="24"/>
         </w:rPr>
-        <w:t xml:space="preserve">Elected by the </w:t>
-      </w:r>
-      <w:proofErr w:type="spellStart"/>
-      <w:r>
-        <w:rPr>
-          <w:rFonts w:ascii="Times New Roman" w:eastAsia="Times New Roman" w:hAnsi="Times New Roman" w:cs="Times New Roman"/>
-          <w:sz w:val="24"/>
-          <w:szCs w:val="24"/>
-        </w:rPr>
-        <w:t>SfRBM</w:t>
-      </w:r>
-      <w:proofErr w:type="spellEnd"/>
-      <w:r>
-        <w:rPr>
-          <w:rFonts w:ascii="Times New Roman" w:eastAsia="Times New Roman" w:hAnsi="Times New Roman" w:cs="Times New Roman"/>
-          <w:sz w:val="24"/>
-          <w:szCs w:val="24"/>
-        </w:rPr>
-        <w:t xml:space="preserve"> trainee membership to a two-year term on the Trainee Council, the body that represents and supports early-career members of the Society. Contribute to trainee programming, professional development initiatives, and representation of student and postdoctoral members within a leading international society for redox biology and medicine.</w:t>
+        <w:t>Elected by the SfRBM trainee membership to a two-year term on the Trainee Council, the body that represents and supports early-career members of the Society. Contribute to trainee programming, professional development initiatives, and representation of student and postdoctoral members within a leading international society for redox biology and medicine.</w:t>
       </w:r>
     </w:p>
     <w:p>
@@ -972,7 +928,6 @@
         </w:rPr>
         <w:br/>
       </w:r>
-      <w:proofErr w:type="spellStart"/>
       <w:r>
         <w:rPr>
           <w:rFonts w:ascii="Times New Roman" w:eastAsia="Times New Roman" w:hAnsi="Times New Roman" w:cs="Times New Roman"/>
@@ -985,7 +940,6 @@
         </w:rPr>
         <w:t>StudentsCare</w:t>
       </w:r>
-      <w:proofErr w:type="spellEnd"/>
       <w:r>
         <w:rPr>
           <w:rFonts w:ascii="Times New Roman" w:eastAsia="Times New Roman" w:hAnsi="Times New Roman" w:cs="Times New Roman"/>
@@ -1418,22 +1372,8 @@
           <w:sz w:val="24"/>
           <w:szCs w:val="24"/>
         </w:rPr>
-        <w:t xml:space="preserve">Letters to a </w:t>
-      </w:r>
-      <w:proofErr w:type="gramStart"/>
-      <w:r>
-        <w:rPr>
-          <w:rFonts w:ascii="Times New Roman" w:eastAsia="Times New Roman" w:hAnsi="Times New Roman" w:cs="Times New Roman"/>
-          <w:b/>
-          <w:bCs/>
-          <w:i/>
-          <w:iCs/>
-          <w:sz w:val="24"/>
-          <w:szCs w:val="24"/>
-        </w:rPr>
-        <w:t>Pre-Scientist</w:t>
-      </w:r>
-      <w:proofErr w:type="gramEnd"/>
+        <w:t>Letters to a Pre-Scientist</w:t>
+      </w:r>
       <w:r>
         <w:rPr>
           <w:rFonts w:ascii="Times New Roman" w:eastAsia="Times New Roman" w:hAnsi="Times New Roman" w:cs="Times New Roman"/>
@@ -1624,7 +1564,6 @@
           <w:szCs w:val="24"/>
         </w:rPr>
       </w:pPr>
-      <w:proofErr w:type="spellStart"/>
       <w:r>
         <w:rPr>
           <w:rFonts w:ascii="Times New Roman" w:eastAsia="Times New Roman" w:hAnsi="Times New Roman" w:cs="Times New Roman"/>
@@ -1635,20 +1574,7 @@
           <w:sz w:val="24"/>
           <w:szCs w:val="24"/>
         </w:rPr>
-        <w:t>SciX</w:t>
-      </w:r>
-      <w:proofErr w:type="spellEnd"/>
-      <w:r>
-        <w:rPr>
-          <w:rFonts w:ascii="Times New Roman" w:eastAsia="Times New Roman" w:hAnsi="Times New Roman" w:cs="Times New Roman"/>
-          <w:b/>
-          <w:bCs/>
-          <w:i/>
-          <w:iCs/>
-          <w:sz w:val="24"/>
-          <w:szCs w:val="24"/>
-        </w:rPr>
-        <w:t xml:space="preserve"> 2026 Conference | Sparks, NV, USA | </w:t>
+        <w:t xml:space="preserve">SciX 2026 Conference | Sparks, NV, USA | </w:t>
       </w:r>
       <w:r>
         <w:rPr>
@@ -1674,25 +1600,7 @@
           <w:sz w:val="24"/>
           <w:szCs w:val="24"/>
         </w:rPr>
-        <w:t xml:space="preserve">Selected to volunteer in support of conference operations and attendee engagement at the 2026 </w:t>
-      </w:r>
-      <w:proofErr w:type="spellStart"/>
-      <w:r>
-        <w:rPr>
-          <w:rFonts w:ascii="Times New Roman" w:eastAsia="Times New Roman" w:hAnsi="Times New Roman" w:cs="Times New Roman"/>
-          <w:sz w:val="24"/>
-          <w:szCs w:val="24"/>
-        </w:rPr>
-        <w:t>SciX</w:t>
-      </w:r>
-      <w:proofErr w:type="spellEnd"/>
-      <w:r>
-        <w:rPr>
-          <w:rFonts w:ascii="Times New Roman" w:eastAsia="Times New Roman" w:hAnsi="Times New Roman" w:cs="Times New Roman"/>
-          <w:sz w:val="24"/>
-          <w:szCs w:val="24"/>
-        </w:rPr>
-        <w:t xml:space="preserve"> Conference. Contributed to the successful execution of the scientific meeting while supporting the professional community in analytical chemistry and related disciplines.</w:t>
+        <w:t>Selected to volunteer in support of conference operations and attendee engagement at the 2026 SciX Conference. Contributed to the successful execution of the scientific meeting while supporting the professional community in analytical chemistry and related disciplines.</w:t>
       </w:r>
     </w:p>
     <w:p>
@@ -2296,33 +2204,7 @@
           <w:sz w:val="24"/>
           <w:szCs w:val="24"/>
         </w:rPr>
-        <w:t>National Organization for the Professional Advancement of Black Chemists and Chemical Engineers (</w:t>
-      </w:r>
-      <w:proofErr w:type="spellStart"/>
-      <w:r>
-        <w:rPr>
-          <w:rFonts w:ascii="Times New Roman" w:eastAsia="Times New Roman" w:hAnsi="Times New Roman" w:cs="Times New Roman"/>
-          <w:b/>
-          <w:bCs/>
-          <w:i/>
-          <w:iCs/>
-          <w:sz w:val="24"/>
-          <w:szCs w:val="24"/>
-        </w:rPr>
-        <w:t>NOBCChE</w:t>
-      </w:r>
-      <w:proofErr w:type="spellEnd"/>
-      <w:r>
-        <w:rPr>
-          <w:rFonts w:ascii="Times New Roman" w:eastAsia="Times New Roman" w:hAnsi="Times New Roman" w:cs="Times New Roman"/>
-          <w:b/>
-          <w:bCs/>
-          <w:i/>
-          <w:iCs/>
-          <w:sz w:val="24"/>
-          <w:szCs w:val="24"/>
-        </w:rPr>
-        <w:t>)</w:t>
+        <w:t>National Organization for the Professional Advancement of Black Chemists and Chemical Engineers (NOBCChE)</w:t>
       </w:r>
       <w:r>
         <w:rPr>
@@ -2370,25 +2252,7 @@
           <w:sz w:val="24"/>
           <w:szCs w:val="24"/>
         </w:rPr>
-        <w:t xml:space="preserve">Reviewed and evaluated undergraduate research abstracts for the 2026 </w:t>
-      </w:r>
-      <w:proofErr w:type="spellStart"/>
-      <w:r>
-        <w:rPr>
-          <w:rFonts w:ascii="Times New Roman" w:eastAsia="Times New Roman" w:hAnsi="Times New Roman" w:cs="Times New Roman"/>
-          <w:sz w:val="24"/>
-          <w:szCs w:val="24"/>
-        </w:rPr>
-        <w:t>NOBCChE</w:t>
-      </w:r>
-      <w:proofErr w:type="spellEnd"/>
-      <w:r>
-        <w:rPr>
-          <w:rFonts w:ascii="Times New Roman" w:eastAsia="Times New Roman" w:hAnsi="Times New Roman" w:cs="Times New Roman"/>
-          <w:sz w:val="24"/>
-          <w:szCs w:val="24"/>
-        </w:rPr>
-        <w:t xml:space="preserve"> Undergraduate Poster Competition.</w:t>
+        <w:t>Reviewed and evaluated undergraduate research abstracts for the 2026 NOBCChE Undergraduate Poster Competition.</w:t>
       </w:r>
     </w:p>
     <w:p>
@@ -2436,33 +2300,7 @@
           <w:sz w:val="24"/>
           <w:szCs w:val="24"/>
         </w:rPr>
-        <w:t xml:space="preserve">American Association of Pharmaceutical Scientists – </w:t>
-      </w:r>
-      <w:proofErr w:type="spellStart"/>
-      <w:r>
-        <w:rPr>
-          <w:rFonts w:ascii="Times New Roman" w:eastAsia="Times New Roman" w:hAnsi="Times New Roman" w:cs="Times New Roman"/>
-          <w:b/>
-          <w:bCs/>
-          <w:i/>
-          <w:iCs/>
-          <w:sz w:val="24"/>
-          <w:szCs w:val="24"/>
-        </w:rPr>
-        <w:t>PharmSci</w:t>
-      </w:r>
-      <w:proofErr w:type="spellEnd"/>
-      <w:r>
-        <w:rPr>
-          <w:rFonts w:ascii="Times New Roman" w:eastAsia="Times New Roman" w:hAnsi="Times New Roman" w:cs="Times New Roman"/>
-          <w:b/>
-          <w:bCs/>
-          <w:i/>
-          <w:iCs/>
-          <w:sz w:val="24"/>
-          <w:szCs w:val="24"/>
-        </w:rPr>
-        <w:t xml:space="preserve"> 360</w:t>
+        <w:t>American Association of Pharmaceutical Scientists – PharmSci 360</w:t>
       </w:r>
       <w:r>
         <w:rPr>
@@ -2526,33 +2364,7 @@
           <w:sz w:val="24"/>
           <w:szCs w:val="24"/>
         </w:rPr>
-        <w:t>SACNAS National Diversity in STEM (</w:t>
-      </w:r>
-      <w:proofErr w:type="spellStart"/>
-      <w:r>
-        <w:rPr>
-          <w:rFonts w:ascii="Times New Roman" w:eastAsia="Times New Roman" w:hAnsi="Times New Roman" w:cs="Times New Roman"/>
-          <w:b/>
-          <w:bCs/>
-          <w:i/>
-          <w:iCs/>
-          <w:sz w:val="24"/>
-          <w:szCs w:val="24"/>
-        </w:rPr>
-        <w:t>NDiSTEM</w:t>
-      </w:r>
-      <w:proofErr w:type="spellEnd"/>
-      <w:r>
-        <w:rPr>
-          <w:rFonts w:ascii="Times New Roman" w:eastAsia="Times New Roman" w:hAnsi="Times New Roman" w:cs="Times New Roman"/>
-          <w:b/>
-          <w:bCs/>
-          <w:i/>
-          <w:iCs/>
-          <w:sz w:val="24"/>
-          <w:szCs w:val="24"/>
-        </w:rPr>
-        <w:t>) Conference | Columbus, OH, USA</w:t>
+        <w:t>SACNAS National Diversity in STEM (NDiSTEM) Conference | Columbus, OH, USA</w:t>
       </w:r>
       <w:r>
         <w:rPr>
@@ -2589,25 +2401,7 @@
           <w:sz w:val="24"/>
           <w:szCs w:val="24"/>
         </w:rPr>
-        <w:t>Selected to serve as a mentor judge for student researchers at the SACNAS National Diversity in STEM (</w:t>
-      </w:r>
-      <w:proofErr w:type="spellStart"/>
-      <w:r>
-        <w:rPr>
-          <w:rFonts w:ascii="Times New Roman" w:eastAsia="Times New Roman" w:hAnsi="Times New Roman" w:cs="Times New Roman"/>
-          <w:sz w:val="24"/>
-          <w:szCs w:val="24"/>
-        </w:rPr>
-        <w:t>NDiSTEM</w:t>
-      </w:r>
-      <w:proofErr w:type="spellEnd"/>
-      <w:r>
-        <w:rPr>
-          <w:rFonts w:ascii="Times New Roman" w:eastAsia="Times New Roman" w:hAnsi="Times New Roman" w:cs="Times New Roman"/>
-          <w:sz w:val="24"/>
-          <w:szCs w:val="24"/>
-        </w:rPr>
-        <w:t>) Conference. Evaluated student research presentations and provided constructive feedback and mentorship, contributing to the professional development and recognition of emerging scientists at a national scientific conference.</w:t>
+        <w:t>Selected to serve as a mentor judge for student researchers at the SACNAS National Diversity in STEM (NDiSTEM) Conference. Evaluated student research presentations and provided constructive feedback and mentorship, contributing to the professional development and recognition of emerging scientists at a national scientific conference.</w:t>
       </w:r>
     </w:p>
     <w:p>
@@ -2878,7 +2672,6 @@
         </w:rPr>
         <w:t xml:space="preserve"> | </w:t>
       </w:r>
-      <w:proofErr w:type="spellStart"/>
       <w:r>
         <w:rPr>
           <w:rFonts w:ascii="Times New Roman" w:eastAsia="Times New Roman" w:hAnsi="Times New Roman" w:cs="Times New Roman"/>
@@ -2889,20 +2682,7 @@
           <w:sz w:val="24"/>
           <w:szCs w:val="24"/>
         </w:rPr>
-        <w:t>Vexido</w:t>
-      </w:r>
-      <w:proofErr w:type="spellEnd"/>
-      <w:r>
-        <w:rPr>
-          <w:rFonts w:ascii="Times New Roman" w:eastAsia="Times New Roman" w:hAnsi="Times New Roman" w:cs="Times New Roman"/>
-          <w:b/>
-          <w:bCs/>
-          <w:i/>
-          <w:iCs/>
-          <w:sz w:val="24"/>
-          <w:szCs w:val="24"/>
-        </w:rPr>
-        <w:t xml:space="preserve"> Publications</w:t>
+        <w:t>Vexido Publications</w:t>
       </w:r>
       <w:r>
         <w:rPr>
@@ -3599,28 +3379,75 @@
         </w:rPr>
         <w:t>| May 2026–Present</w:t>
       </w:r>
-      <w:r>
-        <w:rPr>
-          <w:rFonts w:ascii="Times New Roman" w:eastAsia="Times New Roman" w:hAnsi="Times New Roman" w:cs="Times New Roman"/>
-          <w:sz w:val="24"/>
-          <w:szCs w:val="24"/>
-          <w:shd w:val="clear" w:color="auto" w:fill="C6C6C6"/>
-        </w:rPr>
-        <w:t xml:space="preserve"> </w:t>
-      </w:r>
     </w:p>
     <w:p>
       <w:pPr>
+        <w:numPr>
+          <w:ilvl w:val="0"/>
+          <w:numId w:val="26"/>
+        </w:numPr>
         <w:shd w:val="clear" w:color="auto" w:fill="FFFFFF"/>
-        <w:spacing w:after="160"/>
-        <w:rPr>
-          <w:rFonts w:ascii="Times New Roman" w:eastAsia="Times New Roman" w:hAnsi="Times New Roman" w:cs="Times New Roman"/>
-          <w:b/>
-          <w:bCs/>
-          <w:sz w:val="40"/>
-          <w:szCs w:val="40"/>
-        </w:rPr>
-      </w:pPr>
+        <w:ind w:left="360"/>
+        <w:rPr>
+          <w:rFonts w:ascii="Times New Roman" w:eastAsia="Times New Roman" w:hAnsi="Times New Roman" w:cs="Times New Roman"/>
+          <w:sz w:val="24"/>
+          <w:szCs w:val="24"/>
+        </w:rPr>
+      </w:pPr>
+      <w:r>
+        <w:rPr>
+          <w:rFonts w:ascii="Times New Roman" w:eastAsia="Times New Roman" w:hAnsi="Times New Roman" w:cs="Times New Roman"/>
+          <w:b/>
+          <w:bCs/>
+          <w:sz w:val="24"/>
+          <w:szCs w:val="24"/>
+        </w:rPr>
+        <w:t>Reviewer |</w:t>
+      </w:r>
+      <w:r>
+        <w:rPr>
+          <w:rFonts w:ascii="Times New Roman" w:eastAsia="Times New Roman" w:hAnsi="Times New Roman" w:cs="Times New Roman"/>
+          <w:b/>
+          <w:bCs/>
+          <w:sz w:val="24"/>
+          <w:szCs w:val="24"/>
+        </w:rPr>
+        <w:t xml:space="preserve"> </w:t>
+      </w:r>
+      <w:r>
+        <w:rPr>
+          <w:rFonts w:ascii="Times New Roman" w:hAnsi="Times New Roman" w:cs="Times New Roman"/>
+          <w:b/>
+          <w:bCs/>
+          <w:i/>
+          <w:iCs/>
+        </w:rPr>
+        <w:t>Journal of Open Source Software</w:t>
+      </w:r>
+      <w:r>
+        <w:rPr>
+          <w:rFonts w:ascii="Times New Roman" w:hAnsi="Times New Roman" w:cs="Times New Roman"/>
+        </w:rPr>
+        <w:t xml:space="preserve"> </w:t>
+      </w:r>
+      <w:r>
+        <w:rPr>
+          <w:rFonts w:ascii="Times New Roman" w:hAnsi="Times New Roman" w:cs="Times New Roman"/>
+        </w:rPr>
+        <w:t xml:space="preserve">| </w:t>
+      </w:r>
+      <w:r>
+        <w:rPr>
+          <w:rFonts w:ascii="Times New Roman" w:hAnsi="Times New Roman" w:cs="Times New Roman"/>
+        </w:rPr>
+        <w:t>Oct</w:t>
+      </w:r>
+      <w:r>
+        <w:rPr>
+          <w:rFonts w:ascii="Times New Roman" w:hAnsi="Times New Roman" w:cs="Times New Roman"/>
+        </w:rPr>
+        <w:t xml:space="preserve"> 2026–Present</w:t>
+      </w:r>
     </w:p>
     <w:p>
       <w:pPr>
